--- a/entregables/MODULO 2/Actividades/Actividades.docx
+++ b/entregables/MODULO 2/Actividades/Actividades.docx
@@ -2,6 +2,31 @@
 <file path=word/document.xml><?xml version="1.0" encoding="utf-8"?>
 <w:document xmlns:wpc="http://schemas.microsoft.com/office/word/2010/wordprocessingCanvas" xmlns:mo="http://schemas.microsoft.com/office/mac/office/2008/main" xmlns:mc="http://schemas.openxmlformats.org/markup-compatibility/2006" xmlns:mv="urn:schemas-microsoft-com:mac:vml" xmlns:o="urn:schemas-microsoft-com:office:office" xmlns:r="http://schemas.openxmlformats.org/officeDocument/2006/relationships" xmlns:m="http://schemas.openxmlformats.org/officeDocument/2006/math" xmlns:v="urn:schemas-microsoft-com:vml" xmlns:wp14="http://schemas.microsoft.com/office/word/2010/wordprocessingDrawing" xmlns:wp="http://schemas.openxmlformats.org/drawingml/2006/wordprocessingDrawing" xmlns:w10="urn:schemas-microsoft-com:office:word" xmlns:w="http://schemas.openxmlformats.org/wordprocessingml/2006/main" xmlns:w14="http://schemas.microsoft.com/office/word/2010/wordml" xmlns:wpg="http://schemas.microsoft.com/office/word/2010/wordprocessingGroup" xmlns:wpi="http://schemas.microsoft.com/office/word/2010/wordprocessingInk" xmlns:wne="http://schemas.microsoft.com/office/word/2006/wordml" xmlns:wps="http://schemas.microsoft.com/office/word/2010/wordprocessingShape" mc:Ignorable="w14 wp14">
   <w:body>
+    <w:p>
+      <w:pPr>
+        <w:pStyle w:val="Subtitle"/>
+        <w:keepNext/>
+        <w:spacing w:before="1701"/>
+      </w:pPr>
+      <w:r>
+        <w:rPr>
+          <w:rFonts w:ascii="Calibri" w:hAnsi="Calibri"/>
+          <w:b w:val="0"/>
+          <w:color w:val="536173"/>
+          <w:sz w:val="26"/>
+        </w:rPr>
+        <w:t>Gestión de Proyectos Ágiles</w:t>
+      </w:r>
+    </w:p>
+    <w:p>
+      <w:r>
+        <w:rPr>
+          <w:color w:val="12655D"/>
+          <w:sz w:val="32"/>
+        </w:rPr>
+        <w:t>Módulo 2</w:t>
+      </w:r>
+    </w:p>
     <w:p>
       <w:pPr>
         <w:pStyle w:val="Title"/>
@@ -13,10 +38,325 @@
           <w:rFonts w:ascii="Calibri" w:hAnsi="Calibri"/>
           <w:b w:val="0"/>
           <w:color w:val="000000"/>
-          <w:sz w:val="52"/>
+          <w:sz w:val="58"/>
         </w:rPr>
-        <w:t>Actividades del módulo 2</w:t>
+        <w:t>Metodologías y Marcos de Trabajo Ágiles</w:t>
       </w:r>
+    </w:p>
+    <w:p>
+      <w:pPr>
+        <w:pStyle w:val="Subtitle"/>
+        <w:keepNext/>
+      </w:pPr>
+      <w:r>
+        <w:rPr>
+          <w:rFonts w:ascii="Calibri" w:hAnsi="Calibri"/>
+          <w:b w:val="0"/>
+          <w:color w:val="536173"/>
+          <w:sz w:val="26"/>
+        </w:rPr>
+        <w:t>Prácticas autónomas de aplicación</w:t>
+      </w:r>
+    </w:p>
+    <w:p>
+      <w:pPr>
+        <w:pStyle w:val="Subtitle"/>
+        <w:keepNext/>
+      </w:pPr>
+      <w:r>
+        <w:rPr>
+          <w:rFonts w:ascii="Calibri" w:hAnsi="Calibri"/>
+          <w:b w:val="0"/>
+          <w:color w:val="536173"/>
+          <w:sz w:val="26"/>
+        </w:rPr>
+        <w:t>Actividades formativas</w:t>
+      </w:r>
+    </w:p>
+    <w:p>
+      <w:r>
+        <w:br w:type="page"/>
+      </w:r>
+    </w:p>
+    <w:p>
+      <w:pPr>
+        <w:pStyle w:val="Heading1"/>
+        <w:keepNext/>
+      </w:pPr>
+      <w:r>
+        <w:rPr>
+          <w:rFonts w:ascii="Calibri" w:hAnsi="Calibri"/>
+          <w:b/>
+          <w:color w:val="12655D"/>
+          <w:sz w:val="34"/>
+        </w:rPr>
+        <w:t>Actividades formativas</w:t>
+      </w:r>
+    </w:p>
+    <w:p>
+      <w:pPr>
+        <w:spacing w:after="80"/>
+      </w:pPr>
+      <w:hyperlink w:anchor="seccion-1">
+        <w:r>
+          <w:rPr>
+            <w:rStyle w:val="Hyperlink"/>
+          </w:rPr>
+          <w:t xml:space="preserve">Actividad 1: Reconstruir el funcionamiento de Scrum</w:t>
+        </w:r>
+      </w:hyperlink>
+    </w:p>
+    <w:p>
+      <w:pPr>
+        <w:spacing w:after="80"/>
+      </w:pPr>
+      <w:hyperlink w:anchor="seccion-2">
+        <w:r>
+          <w:rPr>
+            <w:rStyle w:val="Hyperlink"/>
+          </w:rPr>
+          <w:t xml:space="preserve">Actividad 2: Decidir en un flujo Kanban</w:t>
+        </w:r>
+      </w:hyperlink>
+    </w:p>
+    <w:p>
+      <w:pPr>
+        <w:spacing w:after="80"/>
+      </w:pPr>
+      <w:hyperlink w:anchor="seccion-3">
+        <w:r>
+          <w:rPr>
+            <w:rStyle w:val="Hyperlink"/>
+          </w:rPr>
+          <w:t xml:space="preserve">Actividad 3: Elegir prácticas de XP</w:t>
+        </w:r>
+      </w:hyperlink>
+    </w:p>
+    <w:p>
+      <w:pPr>
+        <w:spacing w:after="80"/>
+      </w:pPr>
+      <w:hyperlink w:anchor="seccion-4">
+        <w:r>
+          <w:rPr>
+            <w:rStyle w:val="Hyperlink"/>
+          </w:rPr>
+          <w:t xml:space="preserve">Actividad 4: Detectar desperdicios con Lean</w:t>
+        </w:r>
+      </w:hyperlink>
+    </w:p>
+    <w:p>
+      <w:pPr>
+        <w:spacing w:after="80"/>
+      </w:pPr>
+      <w:hyperlink w:anchor="seccion-5">
+        <w:r>
+          <w:rPr>
+            <w:rStyle w:val="Hyperlink"/>
+          </w:rPr>
+          <w:t xml:space="preserve">Actividad 5: Comparar y elegir enfoques</w:t>
+        </w:r>
+      </w:hyperlink>
+    </w:p>
+    <w:p>
+      <w:pPr>
+        <w:spacing w:after="80"/>
+      </w:pPr>
+      <w:hyperlink w:anchor="seccion-6">
+        <w:r>
+          <w:rPr>
+            <w:rStyle w:val="Hyperlink"/>
+          </w:rPr>
+          <w:t xml:space="preserve">Antes de terminar</w:t>
+        </w:r>
+      </w:hyperlink>
+    </w:p>
+    <w:p>
+      <w:r>
+        <w:br w:type="page"/>
+      </w:r>
+    </w:p>
+    <w:p>
+      <w:pPr>
+        <w:spacing w:line="278" w:lineRule="auto" w:after="140"/>
+      </w:pPr>
+      <w:r>
+        <w:rPr>
+          <w:rFonts w:ascii="Calibri" w:hAnsi="Calibri"/>
+          <w:sz w:val="22"/>
+        </w:rPr>
+        <w:t>En estas actividades vas a practicar cada enfoque ágil por separado (Scrum, Kanban, XP y Lean) y, al final, compararlos para elegir el más adecuado.</w:t>
+      </w:r>
+    </w:p>
+    <w:tbl>
+      <w:tblPr>
+        <w:tblW w:type="auto" w:w="0"/>
+        <w:tblLayout w:type="fixed"/>
+        <w:tblLook w:firstColumn="1" w:firstRow="1" w:lastColumn="0" w:lastRow="0" w:noHBand="0" w:noVBand="1" w:val="04A0"/>
+      </w:tblPr>
+      <w:tblGrid>
+        <w:gridCol w:w="9412"/>
+      </w:tblGrid>
+      <w:tr>
+        <w:trPr>
+          <w:cantSplit/>
+        </w:trPr>
+        <w:tc>
+          <w:tcPr>
+            <w:tcW w:type="dxa" w:w="9411"/>
+            <w:tcBorders>
+              <w:left w:val="single" w:sz="36" w:color="1F4E86"/>
+              <w:top w:val="single" w:sz="4" w:color="1F4E86"/>
+              <w:bottom w:val="single" w:sz="4" w:color="1F4E86"/>
+              <w:right w:val="single" w:sz="4" w:color="1F4E86"/>
+            </w:tcBorders>
+            <w:shd w:val="clear" w:fill="E8F1FA"/>
+            <w:tcMar>
+              <w:top w:w="140" w:type="dxa"/>
+              <w:bottom w:w="100" w:type="dxa"/>
+              <w:left w:w="220" w:type="dxa"/>
+              <w:right w:w="200" w:type="dxa"/>
+            </w:tcMar>
+          </w:tcPr>
+          <w:p>
+            <w:pPr>
+              <w:spacing w:after="100"/>
+            </w:pPr>
+            <w:r>
+              <w:rPr>
+                <w:rFonts w:ascii="Calibri" w:hAnsi="Calibri"/>
+                <w:b/>
+                <w:color w:val="1F4E86"/>
+                <w:sz w:val="23"/>
+              </w:rPr>
+              <w:t>Cómo usar estas actividades</w:t>
+            </w:r>
+          </w:p>
+          <w:p>
+            <w:pPr>
+              <w:tabs>
+                <w:tab w:pos="340" w:val="left"/>
+              </w:tabs>
+              <w:spacing w:after="80"/>
+              <w:ind w:left="340" w:hanging="255"/>
+            </w:pPr>
+            <w:r>
+              <w:rPr>
+                <w:b/>
+                <w:color w:val="1F4E86"/>
+                <w:sz w:val="21"/>
+              </w:rPr>
+              <w:t>•</w:t>
+              <w:tab/>
+            </w:r>
+            <w:r>
+              <w:rPr>
+                <w:rFonts w:ascii="Calibri" w:hAnsi="Calibri"/>
+                <w:sz w:val="22"/>
+              </w:rPr>
+              <w:t>Son prácticas para vos: no se entregan y no tienen nota.</w:t>
+            </w:r>
+          </w:p>
+          <w:p>
+            <w:pPr>
+              <w:tabs>
+                <w:tab w:pos="340" w:val="left"/>
+              </w:tabs>
+              <w:spacing w:after="80"/>
+              <w:ind w:left="340" w:hanging="255"/>
+            </w:pPr>
+            <w:r>
+              <w:rPr>
+                <w:b/>
+                <w:color w:val="1F4E86"/>
+                <w:sz w:val="21"/>
+              </w:rPr>
+              <w:t>•</w:t>
+              <w:tab/>
+            </w:r>
+            <w:r>
+              <w:rPr>
+                <w:rFonts w:ascii="Calibri" w:hAnsi="Calibri"/>
+                <w:sz w:val="22"/>
+              </w:rPr>
+              <w:t>Resolvé cada consigna en un borrador y usá la lista del final para revisar tu trabajo.</w:t>
+            </w:r>
+          </w:p>
+          <w:p>
+            <w:pPr>
+              <w:tabs>
+                <w:tab w:pos="340" w:val="left"/>
+              </w:tabs>
+              <w:spacing w:after="80"/>
+              <w:ind w:left="340" w:hanging="255"/>
+            </w:pPr>
+            <w:r>
+              <w:rPr>
+                <w:b/>
+                <w:color w:val="1F4E86"/>
+                <w:sz w:val="21"/>
+              </w:rPr>
+              <w:t>•</w:t>
+              <w:tab/>
+            </w:r>
+            <w:r>
+              <w:rPr>
+                <w:rFonts w:ascii="Calibri" w:hAnsi="Calibri"/>
+                <w:sz w:val="22"/>
+              </w:rPr>
+              <w:t>Todas se pueden resolver con el Contenido del módulo. Los datos de las situaciones son didácticos.</w:t>
+            </w:r>
+          </w:p>
+          <w:p>
+            <w:pPr>
+              <w:tabs>
+                <w:tab w:pos="340" w:val="left"/>
+              </w:tabs>
+              <w:spacing w:after="80"/>
+              <w:ind w:left="340" w:hanging="255"/>
+            </w:pPr>
+            <w:r>
+              <w:rPr>
+                <w:b/>
+                <w:color w:val="1F4E86"/>
+                <w:sz w:val="21"/>
+              </w:rPr>
+              <w:t>•</w:t>
+              <w:tab/>
+            </w:r>
+            <w:r>
+              <w:rPr>
+                <w:rFonts w:ascii="Calibri" w:hAnsi="Calibri"/>
+                <w:sz w:val="22"/>
+              </w:rPr>
+              <w:t>No hay una única respuesta correcta: lo importante es que cada decisión esté fundamentada en el Contenido.</w:t>
+            </w:r>
+          </w:p>
+        </w:tc>
+      </w:tr>
+    </w:tbl>
+    <w:p>
+      <w:pPr>
+        <w:spacing w:after="80"/>
+      </w:pPr>
+    </w:p>
+    <w:p>
+      <w:pPr>
+        <w:pStyle w:val="Heading1"/>
+        <w:keepNext/>
+        <w:shd w:fill="EAF4FA"/>
+      </w:pPr>
+      <w:bookmarkStart w:id="1" w:name="seccion-1"/>
+      <w:r>
+        <w:rPr>
+          <w:rFonts w:ascii="Calibri" w:hAnsi="Calibri"/>
+          <w:b/>
+          <w:color w:val="12655D"/>
+          <w:sz w:val="34"/>
+        </w:rPr>
+        <w:t>Actividad 1: Reconstruir el funcionamiento de Scrum</w:t>
+      </w:r>
+      <w:bookmarkEnd w:id="1"/>
     </w:p>
     <w:p>
       <w:pPr>
@@ -29,19 +369,170 @@
           <w:color w:val="12655D"/>
           <w:sz w:val="22"/>
         </w:rPr>
-        <w:t>Gestión de Proyectos Ágiles · Metodologías y Marcos de Trabajo Ágiles</w:t>
+        <w:t>Qué vas a practicar:</w:t>
       </w:r>
-    </w:p>
-    <w:p>
-      <w:pPr>
-        <w:spacing w:line="278" w:lineRule="auto" w:after="140"/>
-      </w:pPr>
       <w:r>
         <w:rPr>
           <w:rFonts w:ascii="Calibri" w:hAnsi="Calibri"/>
           <w:sz w:val="22"/>
         </w:rPr>
-        <w:t>Vas a practicar cada enfoque por separado y después compararlos. Resolvé en un borrador antes de consultar las respuestas del final. Son actividades autónomas, sin entrega ni calificación. Todos los escenarios son didácticos y se resuelven con el Contenido.</w:t>
+        <w:t xml:space="preserve"> ubicar responsabilidades, artefactos, compromisos y eventos de Scrum en una situación concreta.</w:t>
+      </w:r>
+    </w:p>
+    <w:tbl>
+      <w:tblPr>
+        <w:tblW w:type="auto" w:w="0"/>
+        <w:tblLayout w:type="fixed"/>
+        <w:tblLook w:firstColumn="1" w:firstRow="1" w:lastColumn="0" w:lastRow="0" w:noHBand="0" w:noVBand="1" w:val="04A0"/>
+      </w:tblPr>
+      <w:tblGrid>
+        <w:gridCol w:w="9412"/>
+      </w:tblGrid>
+      <w:tr>
+        <w:trPr>
+          <w:cantSplit/>
+        </w:trPr>
+        <w:tc>
+          <w:tcPr>
+            <w:tcW w:type="dxa" w:w="9411"/>
+            <w:tcBorders>
+              <w:left w:val="single" w:sz="36" w:color="6A4A9C"/>
+              <w:top w:val="single" w:sz="4" w:color="6A4A9C"/>
+              <w:bottom w:val="single" w:sz="4" w:color="6A4A9C"/>
+              <w:right w:val="single" w:sz="4" w:color="6A4A9C"/>
+            </w:tcBorders>
+            <w:shd w:val="clear" w:fill="F1ECF8"/>
+            <w:tcMar>
+              <w:top w:w="140" w:type="dxa"/>
+              <w:bottom w:w="100" w:type="dxa"/>
+              <w:left w:w="220" w:type="dxa"/>
+              <w:right w:w="200" w:type="dxa"/>
+            </w:tcMar>
+          </w:tcPr>
+          <w:p>
+            <w:pPr>
+              <w:spacing w:after="100"/>
+            </w:pPr>
+            <w:r>
+              <w:rPr>
+                <w:rFonts w:ascii="Calibri" w:hAnsi="Calibri"/>
+                <w:b/>
+                <w:color w:val="6A4A9C"/>
+                <w:sz w:val="23"/>
+              </w:rPr>
+              <w:t>Situación</w:t>
+            </w:r>
+          </w:p>
+          <w:p>
+            <w:pPr>
+              <w:spacing w:after="120" w:line="276" w:lineRule="auto"/>
+            </w:pPr>
+            <w:r>
+              <w:rPr>
+                <w:rFonts w:ascii="Calibri" w:hAnsi="Calibri"/>
+                <w:sz w:val="22"/>
+              </w:rPr>
+              <w:t>El equipo del asistente inicia un Sprint para que los estudiantes consulten los requisitos de inscripción con una fuente vigente. A mitad del Sprint aparece una respuesta que no tiene respaldo en ningún documento oficial. Al terminar, una funcionalidad cumple la Definition of Done y otra todavía tiene pruebas pendientes.</w:t>
+            </w:r>
+          </w:p>
+        </w:tc>
+      </w:tr>
+    </w:tbl>
+    <w:p>
+      <w:pPr>
+        <w:spacing w:after="80"/>
+      </w:pPr>
+    </w:p>
+    <w:p>
+      <w:pPr>
+        <w:tabs>
+          <w:tab w:pos="425" w:val="left"/>
+        </w:tabs>
+        <w:spacing w:after="100"/>
+        <w:ind w:left="425" w:hanging="312"/>
+      </w:pPr>
+      <w:r>
+        <w:rPr>
+          <w:b/>
+        </w:rPr>
+        <w:t>1.</w:t>
+        <w:tab/>
+      </w:r>
+      <w:r>
+        <w:rPr>
+          <w:rFonts w:ascii="Calibri" w:hAnsi="Calibri"/>
+          <w:sz w:val="22"/>
+        </w:rPr>
+        <w:t>Explicá qué le corresponde al Product Owner, a los Developers y al Scrum Master. ¿Quién decide cómo hacer el trabajo y quién responde por el orden del Product Backlog?</w:t>
+      </w:r>
+    </w:p>
+    <w:p>
+      <w:pPr>
+        <w:tabs>
+          <w:tab w:pos="425" w:val="left"/>
+        </w:tabs>
+        <w:spacing w:after="100"/>
+        <w:ind w:left="425" w:hanging="312"/>
+      </w:pPr>
+      <w:r>
+        <w:rPr>
+          <w:b/>
+        </w:rPr>
+        <w:t>2.</w:t>
+        <w:tab/>
+      </w:r>
+      <w:r>
+        <w:rPr>
+          <w:rFonts w:ascii="Calibri" w:hAnsi="Calibri"/>
+          <w:sz w:val="22"/>
+        </w:rPr>
+        <w:t>Relacioná Product Backlog, Sprint Backlog e Incremento con sus compromisos. ¿Qué artefacto hace visible el plan del Sprint?</w:t>
+      </w:r>
+    </w:p>
+    <w:p>
+      <w:pPr>
+        <w:tabs>
+          <w:tab w:pos="425" w:val="left"/>
+        </w:tabs>
+        <w:spacing w:after="100"/>
+        <w:ind w:left="425" w:hanging="312"/>
+      </w:pPr>
+      <w:r>
+        <w:rPr>
+          <w:b/>
+        </w:rPr>
+        <w:t>3.</w:t>
+        <w:tab/>
+      </w:r>
+      <w:r>
+        <w:rPr>
+          <w:rFonts w:ascii="Calibri" w:hAnsi="Calibri"/>
+          <w:sz w:val="22"/>
+        </w:rPr>
+        <w:t>Proponé una acción de transparencia, una de inspección y una de adaptación frente a la respuesta sin respaldo. Relacioná una de ellas con un valor de Scrum.</w:t>
+      </w:r>
+    </w:p>
+    <w:p>
+      <w:pPr>
+        <w:tabs>
+          <w:tab w:pos="425" w:val="left"/>
+        </w:tabs>
+        <w:spacing w:after="100"/>
+        <w:ind w:left="425" w:hanging="312"/>
+      </w:pPr>
+      <w:r>
+        <w:rPr>
+          <w:b/>
+        </w:rPr>
+        <w:t>4.</w:t>
+        <w:tab/>
+      </w:r>
+      <w:r>
+        <w:rPr>
+          <w:rFonts w:ascii="Calibri" w:hAnsi="Calibri"/>
+          <w:sz w:val="22"/>
+        </w:rPr>
+        <w:t>¿Para qué sirve cada evento en este caso? ¿La funcionalidad con pruebas pendientes forma parte del Incremento? ¿La Daily Scrum es un informe al Scrum Master?</w:t>
       </w:r>
     </w:p>
     <w:p>
@@ -50,15 +541,17 @@
         <w:keepNext/>
         <w:shd w:fill="EAF4FA"/>
       </w:pPr>
+      <w:bookmarkStart w:id="2" w:name="seccion-2"/>
       <w:r>
         <w:rPr>
           <w:rFonts w:ascii="Calibri" w:hAnsi="Calibri"/>
           <w:b/>
-          <w:color w:val="000000"/>
-          <w:sz w:val="32"/>
+          <w:color w:val="12655D"/>
+          <w:sz w:val="34"/>
         </w:rPr>
-        <w:t>Actividad 1 Reconstruir el funcionamiento de Scrum</w:t>
+        <w:t>Actividad 2: Decidir en un flujo Kanban</w:t>
       </w:r>
+      <w:bookmarkEnd w:id="2"/>
     </w:p>
     <w:p>
       <w:pPr>
@@ -71,79 +564,353 @@
           <w:color w:val="12655D"/>
           <w:sz w:val="22"/>
         </w:rPr>
-        <w:t>Contexto Scrum.</w:t>
+        <w:t>Qué vas a practicar:</w:t>
       </w:r>
       <w:r>
         <w:rPr>
           <w:rFonts w:ascii="Calibri" w:hAnsi="Calibri"/>
           <w:sz w:val="22"/>
         </w:rPr>
-        <w:t xml:space="preserve"> El equipo del asistente inicia un Sprint para que estudiantes consulten requisitos de inscripción con una fuente vigente. A mitad del Sprint aparece una respuesta sin respaldo. Al finalizar, una funcionalidad cumple la Definition of Done y otra tiene pruebas pendientes.</w:t>
+        <w:t xml:space="preserve"> aplicar límites de trabajo en curso y políticas explícitas, y leer un caso real de Kanban.</w:t>
       </w:r>
+    </w:p>
+    <w:tbl>
+      <w:tblPr>
+        <w:tblW w:type="auto" w:w="0"/>
+        <w:tblLayout w:type="fixed"/>
+        <w:tblLook w:firstColumn="1" w:firstRow="1" w:lastColumn="0" w:lastRow="0" w:noHBand="0" w:noVBand="1" w:val="04A0"/>
+      </w:tblPr>
+      <w:tblGrid>
+        <w:gridCol w:w="9412"/>
+      </w:tblGrid>
+      <w:tr>
+        <w:trPr>
+          <w:cantSplit/>
+        </w:trPr>
+        <w:tc>
+          <w:tcPr>
+            <w:tcW w:type="dxa" w:w="9411"/>
+            <w:tcBorders>
+              <w:left w:val="single" w:sz="36" w:color="6A4A9C"/>
+              <w:top w:val="single" w:sz="4" w:color="6A4A9C"/>
+              <w:bottom w:val="single" w:sz="4" w:color="6A4A9C"/>
+              <w:right w:val="single" w:sz="4" w:color="6A4A9C"/>
+            </w:tcBorders>
+            <w:shd w:val="clear" w:fill="F1ECF8"/>
+            <w:tcMar>
+              <w:top w:w="140" w:type="dxa"/>
+              <w:bottom w:w="100" w:type="dxa"/>
+              <w:left w:w="220" w:type="dxa"/>
+              <w:right w:w="200" w:type="dxa"/>
+            </w:tcMar>
+          </w:tcPr>
+          <w:p>
+            <w:pPr>
+              <w:spacing w:after="100"/>
+            </w:pPr>
+            <w:r>
+              <w:rPr>
+                <w:rFonts w:ascii="Calibri" w:hAnsi="Calibri"/>
+                <w:b/>
+                <w:color w:val="6A4A9C"/>
+                <w:sz w:val="23"/>
+              </w:rPr>
+              <w:t>Situación</w:t>
+            </w:r>
+          </w:p>
+          <w:p>
+            <w:pPr>
+              <w:spacing w:after="120" w:line="276" w:lineRule="auto"/>
+            </w:pPr>
+            <w:r>
+              <w:rPr>
+                <w:rFonts w:ascii="Calibri" w:hAnsi="Calibri"/>
+                <w:sz w:val="22"/>
+              </w:rPr>
+              <w:t>El soporte del asistente usa un tablero con cuatro columnas. Los límites cuentan todas las tarjetas de la columna, incluidas las bloqueadas.</w:t>
+            </w:r>
+          </w:p>
+          <w:p>
+            <w:pPr>
+              <w:tabs>
+                <w:tab w:pos="340" w:val="left"/>
+              </w:tabs>
+              <w:spacing w:after="80"/>
+              <w:ind w:left="340" w:hanging="255"/>
+            </w:pPr>
+            <w:r>
+              <w:rPr>
+                <w:b/>
+                <w:color w:val="6A4A9C"/>
+                <w:sz w:val="21"/>
+              </w:rPr>
+              <w:t>•</w:t>
+              <w:tab/>
+            </w:r>
+            <w:r>
+              <w:rPr>
+                <w:rFonts w:ascii="Calibri" w:hAnsi="Calibri"/>
+                <w:b/>
+                <w:color w:val="6A4A9C"/>
+                <w:sz w:val="22"/>
+              </w:rPr>
+              <w:t>Por hacer:</w:t>
+            </w:r>
+            <w:r>
+              <w:rPr>
+                <w:rFonts w:ascii="Calibri" w:hAnsi="Calibri"/>
+                <w:sz w:val="22"/>
+              </w:rPr>
+              <w:t xml:space="preserve"> 4 tarjetas, sin límite.</w:t>
+            </w:r>
+          </w:p>
+          <w:p>
+            <w:pPr>
+              <w:tabs>
+                <w:tab w:pos="340" w:val="left"/>
+              </w:tabs>
+              <w:spacing w:after="80"/>
+              <w:ind w:left="340" w:hanging="255"/>
+            </w:pPr>
+            <w:r>
+              <w:rPr>
+                <w:b/>
+                <w:color w:val="6A4A9C"/>
+                <w:sz w:val="21"/>
+              </w:rPr>
+              <w:t>•</w:t>
+              <w:tab/>
+            </w:r>
+            <w:r>
+              <w:rPr>
+                <w:rFonts w:ascii="Calibri" w:hAnsi="Calibri"/>
+                <w:b/>
+                <w:color w:val="6A4A9C"/>
+                <w:sz w:val="22"/>
+              </w:rPr>
+              <w:t>En curso:</w:t>
+            </w:r>
+            <w:r>
+              <w:rPr>
+                <w:rFonts w:ascii="Calibri" w:hAnsi="Calibri"/>
+                <w:sz w:val="22"/>
+              </w:rPr>
+              <w:t xml:space="preserve"> 2 tarjetas, límite 2.</w:t>
+            </w:r>
+          </w:p>
+          <w:p>
+            <w:pPr>
+              <w:tabs>
+                <w:tab w:pos="340" w:val="left"/>
+              </w:tabs>
+              <w:spacing w:after="80"/>
+              <w:ind w:left="340" w:hanging="255"/>
+            </w:pPr>
+            <w:r>
+              <w:rPr>
+                <w:b/>
+                <w:color w:val="6A4A9C"/>
+                <w:sz w:val="21"/>
+              </w:rPr>
+              <w:t>•</w:t>
+              <w:tab/>
+            </w:r>
+            <w:r>
+              <w:rPr>
+                <w:rFonts w:ascii="Calibri" w:hAnsi="Calibri"/>
+                <w:b/>
+                <w:color w:val="6A4A9C"/>
+                <w:sz w:val="22"/>
+              </w:rPr>
+              <w:t>Validación:</w:t>
+            </w:r>
+            <w:r>
+              <w:rPr>
+                <w:rFonts w:ascii="Calibri" w:hAnsi="Calibri"/>
+                <w:sz w:val="22"/>
+              </w:rPr>
+              <w:t xml:space="preserve"> 2 tarjetas, límite 2.</w:t>
+            </w:r>
+          </w:p>
+          <w:p>
+            <w:pPr>
+              <w:tabs>
+                <w:tab w:pos="340" w:val="left"/>
+              </w:tabs>
+              <w:spacing w:after="80"/>
+              <w:ind w:left="340" w:hanging="255"/>
+            </w:pPr>
+            <w:r>
+              <w:rPr>
+                <w:b/>
+                <w:color w:val="6A4A9C"/>
+                <w:sz w:val="21"/>
+              </w:rPr>
+              <w:t>•</w:t>
+              <w:tab/>
+            </w:r>
+            <w:r>
+              <w:rPr>
+                <w:rFonts w:ascii="Calibri" w:hAnsi="Calibri"/>
+                <w:b/>
+                <w:color w:val="6A4A9C"/>
+                <w:sz w:val="22"/>
+              </w:rPr>
+              <w:t>Terminado:</w:t>
+            </w:r>
+            <w:r>
+              <w:rPr>
+                <w:rFonts w:ascii="Calibri" w:hAnsi="Calibri"/>
+                <w:sz w:val="22"/>
+              </w:rPr>
+              <w:t xml:space="preserve"> 3 tarjetas.</w:t>
+            </w:r>
+          </w:p>
+          <w:p>
+            <w:pPr>
+              <w:spacing w:after="120" w:line="276" w:lineRule="auto"/>
+            </w:pPr>
+            <w:r>
+              <w:rPr>
+                <w:rFonts w:ascii="Calibri" w:hAnsi="Calibri"/>
+                <w:sz w:val="22"/>
+              </w:rPr>
+              <w:t>Una tarjeta en curso espera un documento de la oficina de alumnos. Las dos de validación necesitan que una especialista confirme las respuestas.</w:t>
+            </w:r>
+          </w:p>
+        </w:tc>
+      </w:tr>
+    </w:tbl>
+    <w:p>
+      <w:pPr>
+        <w:spacing w:after="80"/>
+      </w:pPr>
     </w:p>
     <w:p>
       <w:pPr>
-        <w:numPr>
-          <w:ilvl w:val="0"/>
-          <w:numId w:val="10"/>
-        </w:numPr>
-        <w:spacing w:line="278" w:lineRule="auto" w:after="140"/>
+        <w:tabs>
+          <w:tab w:pos="425" w:val="left"/>
+        </w:tabs>
+        <w:spacing w:after="100"/>
+        <w:ind w:left="425" w:hanging="312"/>
       </w:pPr>
+      <w:r>
+        <w:rPr>
+          <w:b/>
+        </w:rPr>
+        <w:t>1.</w:t>
+        <w:tab/>
+      </w:r>
       <w:r>
         <w:rPr>
           <w:rFonts w:ascii="Calibri" w:hAnsi="Calibri"/>
           <w:sz w:val="22"/>
         </w:rPr>
-        <w:t>Explicá las responsabilidades del Product Owner, los Developers y el Scrum Master. ¿Quién decide cómo realizar el trabajo y quién responde por el orden del Product Backlog?</w:t>
+        <w:t>Alguien propone empezar una tercera tarjeta "para no quedarse quietos". ¿Qué harías, según los límites del tablero?</w:t>
       </w:r>
     </w:p>
     <w:p>
       <w:pPr>
-        <w:numPr>
-          <w:ilvl w:val="0"/>
-          <w:numId w:val="10"/>
-        </w:numPr>
-        <w:spacing w:line="278" w:lineRule="auto" w:after="140"/>
+        <w:tabs>
+          <w:tab w:pos="425" w:val="left"/>
+        </w:tabs>
+        <w:spacing w:after="100"/>
+        <w:ind w:left="425" w:hanging="312"/>
       </w:pPr>
+      <w:r>
+        <w:rPr>
+          <w:b/>
+        </w:rPr>
+        <w:t>2.</w:t>
+        <w:tab/>
+      </w:r>
       <w:r>
         <w:rPr>
           <w:rFonts w:ascii="Calibri" w:hAnsi="Calibri"/>
           <w:sz w:val="22"/>
         </w:rPr>
-        <w:t>Relacioná Product Backlog, Sprint Backlog e Incremento con Product Goal, Sprint Goal y Definition of Done. ¿Qué artefacto hace visible el plan del Sprint?</w:t>
+        <w:t>Escribí una política para entrar a Validación y otra para pasar a Terminado. ¿Cómo mostrarías el bloqueo sin sacar la tarjeta del trabajo en curso?</w:t>
       </w:r>
     </w:p>
     <w:p>
       <w:pPr>
-        <w:numPr>
-          <w:ilvl w:val="0"/>
-          <w:numId w:val="10"/>
-        </w:numPr>
-        <w:spacing w:line="278" w:lineRule="auto" w:after="140"/>
+        <w:tabs>
+          <w:tab w:pos="425" w:val="left"/>
+        </w:tabs>
+        <w:spacing w:after="100"/>
+        <w:ind w:left="425" w:hanging="312"/>
       </w:pPr>
+      <w:r>
+        <w:rPr>
+          <w:b/>
+        </w:rPr>
+        <w:t>3.</w:t>
+        <w:tab/>
+      </w:r>
       <w:r>
         <w:rPr>
           <w:rFonts w:ascii="Calibri" w:hAnsi="Calibri"/>
           <w:sz w:val="22"/>
         </w:rPr>
-        <w:t>Proponé una acción de transparencia, una de inspección y una de adaptación frente a la respuesta sin respaldo. Relacioná una con un valor de Scrum.</w:t>
+        <w:t>Llega un pedido urgente. ¿Qué acuerdo debería existir para atenderlo y qué se vería afectado?</w:t>
       </w:r>
     </w:p>
     <w:p>
       <w:pPr>
-        <w:numPr>
-          <w:ilvl w:val="0"/>
-          <w:numId w:val="10"/>
-        </w:numPr>
-        <w:spacing w:line="278" w:lineRule="auto" w:after="140"/>
+        <w:tabs>
+          <w:tab w:pos="425" w:val="left"/>
+        </w:tabs>
+        <w:spacing w:after="100"/>
+        <w:ind w:left="425" w:hanging="312"/>
       </w:pPr>
+      <w:r>
+        <w:rPr>
+          <w:b/>
+        </w:rPr>
+        <w:t>4.</w:t>
+        <w:tab/>
+      </w:r>
       <w:r>
         <w:rPr>
           <w:rFonts w:ascii="Calibri" w:hAnsi="Calibri"/>
           <w:sz w:val="22"/>
         </w:rPr>
-        <w:t>Explicá para qué se usarían Sprint Planning, Daily Scrum, Sprint Review y Sprint Retrospective en este caso. ¿La funcionalidad con pruebas pendientes integra el Incremento? ¿La Daily es un reporte al Scrum Master?</w:t>
+        <w:t xml:space="preserve">Repasá el caso real del equipo de Microsoft en la sección 7 del Contenido. ¿Qué cambió en ese equipo y qué </w:t>
       </w:r>
+      <w:r>
+        <w:rPr>
+          <w:rFonts w:ascii="Calibri" w:hAnsi="Calibri"/>
+          <w:b/>
+          <w:color w:val="12655D"/>
+          <w:sz w:val="22"/>
+        </w:rPr>
+        <w:t>no</w:t>
+      </w:r>
+      <w:r>
+        <w:rPr>
+          <w:rFonts w:ascii="Calibri" w:hAnsi="Calibri"/>
+          <w:sz w:val="22"/>
+        </w:rPr>
+        <w:t xml:space="preserve"> cambió? ¿Por qué eso es importante para entender el efecto de limitar el trabajo en curso?</w:t>
+      </w:r>
+    </w:p>
+    <w:p>
+      <w:pPr>
+        <w:pStyle w:val="Heading1"/>
+        <w:keepNext/>
+        <w:shd w:fill="EAF4FA"/>
+      </w:pPr>
+      <w:bookmarkStart w:id="3" w:name="seccion-3"/>
+      <w:r>
+        <w:rPr>
+          <w:rFonts w:ascii="Calibri" w:hAnsi="Calibri"/>
+          <w:b/>
+          <w:color w:val="12655D"/>
+          <w:sz w:val="34"/>
+        </w:rPr>
+        <w:t>Actividad 3: Elegir prácticas de XP</w:t>
+      </w:r>
+      <w:bookmarkEnd w:id="3"/>
     </w:p>
     <w:p>
       <w:pPr>
@@ -156,29 +923,147 @@
           <w:color w:val="12655D"/>
           <w:sz w:val="22"/>
         </w:rPr>
-        <w:t>Consulta opcional.</w:t>
+        <w:t>Qué vas a practicar:</w:t>
       </w:r>
       <w:r>
         <w:rPr>
           <w:rFonts w:ascii="Calibri" w:hAnsi="Calibri"/>
           <w:sz w:val="22"/>
         </w:rPr>
-        <w:t xml:space="preserve"> En la </w:t>
+        <w:t xml:space="preserve"> relacionar problemas técnicos con prácticas de Extreme Programming.</w:t>
       </w:r>
-      <w:hyperlink r:id="rId10">
-        <w:r>
-          <w:rPr>
-            <w:rStyle w:val="Hyperlink"/>
-          </w:rPr>
-          <w:t xml:space="preserve">página de descarga de la Guía Scrum</w:t>
-        </w:r>
-      </w:hyperlink>
+    </w:p>
+    <w:tbl>
+      <w:tblPr>
+        <w:tblW w:type="auto" w:w="0"/>
+        <w:tblLayout w:type="fixed"/>
+        <w:tblLook w:firstColumn="1" w:firstRow="1" w:lastColumn="0" w:lastRow="0" w:noHBand="0" w:noVBand="1" w:val="04A0"/>
+      </w:tblPr>
+      <w:tblGrid>
+        <w:gridCol w:w="9412"/>
+      </w:tblGrid>
+      <w:tr>
+        <w:trPr>
+          <w:cantSplit/>
+        </w:trPr>
+        <w:tc>
+          <w:tcPr>
+            <w:tcW w:type="dxa" w:w="9411"/>
+            <w:tcBorders>
+              <w:left w:val="single" w:sz="36" w:color="6A4A9C"/>
+              <w:top w:val="single" w:sz="4" w:color="6A4A9C"/>
+              <w:bottom w:val="single" w:sz="4" w:color="6A4A9C"/>
+              <w:right w:val="single" w:sz="4" w:color="6A4A9C"/>
+            </w:tcBorders>
+            <w:shd w:val="clear" w:fill="F1ECF8"/>
+            <w:tcMar>
+              <w:top w:w="140" w:type="dxa"/>
+              <w:bottom w:w="100" w:type="dxa"/>
+              <w:left w:w="220" w:type="dxa"/>
+              <w:right w:w="200" w:type="dxa"/>
+            </w:tcMar>
+          </w:tcPr>
+          <w:p>
+            <w:pPr>
+              <w:spacing w:after="100"/>
+            </w:pPr>
+            <w:r>
+              <w:rPr>
+                <w:rFonts w:ascii="Calibri" w:hAnsi="Calibri"/>
+                <w:b/>
+                <w:color w:val="6A4A9C"/>
+                <w:sz w:val="23"/>
+              </w:rPr>
+              <w:t>Situación</w:t>
+            </w:r>
+          </w:p>
+          <w:p>
+            <w:pPr>
+              <w:spacing w:after="120" w:line="276" w:lineRule="auto"/>
+            </w:pPr>
+            <w:r>
+              <w:rPr>
+                <w:rFonts w:ascii="Calibri" w:hAnsi="Calibri"/>
+                <w:sz w:val="22"/>
+              </w:rPr>
+              <w:t>El equipo junta los cambios de todos recién al final de la semana y siempre aparecen conflictos. Cada vez que modifica una validación, vuelve a aparecer un error que ya se había corregido. Y solo una persona entiende la parte más difícil del código.</w:t>
+            </w:r>
+          </w:p>
+        </w:tc>
+      </w:tr>
+    </w:tbl>
+    <w:p>
+      <w:pPr>
+        <w:spacing w:after="80"/>
+      </w:pPr>
+    </w:p>
+    <w:p>
+      <w:pPr>
+        <w:tabs>
+          <w:tab w:pos="425" w:val="left"/>
+        </w:tabs>
+        <w:spacing w:after="100"/>
+        <w:ind w:left="425" w:hanging="312"/>
+      </w:pPr>
+      <w:r>
+        <w:rPr>
+          <w:b/>
+        </w:rPr>
+        <w:t>1.</w:t>
+        <w:tab/>
+      </w:r>
       <w:r>
         <w:rPr>
           <w:rFonts w:ascii="Calibri" w:hAnsi="Calibri"/>
           <w:sz w:val="22"/>
         </w:rPr>
-        <w:t>, seleccioná una traducción al español y contrastá artefactos y compromisos. Sin acceso, usá las secciones 2 a 6 del módulo.</w:t>
+        <w:t>Relacioná cada problema con integración continua, desarrollo guiado por pruebas, programación en pareja o refactorización. Explicá qué mejora esperás.</w:t>
+      </w:r>
+    </w:p>
+    <w:p>
+      <w:pPr>
+        <w:tabs>
+          <w:tab w:pos="425" w:val="left"/>
+        </w:tabs>
+        <w:spacing w:after="100"/>
+        <w:ind w:left="425" w:hanging="312"/>
+      </w:pPr>
+      <w:r>
+        <w:rPr>
+          <w:b/>
+        </w:rPr>
+        <w:t>2.</w:t>
+        <w:tab/>
+      </w:r>
+      <w:r>
+        <w:rPr>
+          <w:rFonts w:ascii="Calibri" w:hAnsi="Calibri"/>
+          <w:sz w:val="22"/>
+        </w:rPr>
+        <w:t>Describí el ciclo rojo, verde, refactorizar para una regla del asistente: "si la consulta menciona datos personales del estudiante, la respuesta debe ser una derivación". No hace falta programar.</w:t>
+      </w:r>
+    </w:p>
+    <w:p>
+      <w:pPr>
+        <w:tabs>
+          <w:tab w:pos="425" w:val="left"/>
+        </w:tabs>
+        <w:spacing w:after="100"/>
+        <w:ind w:left="425" w:hanging="312"/>
+      </w:pPr>
+      <w:r>
+        <w:rPr>
+          <w:b/>
+        </w:rPr>
+        <w:t>3.</w:t>
+        <w:tab/>
+      </w:r>
+      <w:r>
+        <w:rPr>
+          <w:rFonts w:ascii="Calibri" w:hAnsi="Calibri"/>
+          <w:sz w:val="22"/>
+        </w:rPr>
+        <w:t>Alguien propone comprobar solamente que el asistente no se caiga al ejecutarse. ¿Qué otra verificación necesitás en un sistema con IA y por qué?</w:t>
       </w:r>
     </w:p>
     <w:p>
@@ -187,15 +1072,17 @@
         <w:keepNext/>
         <w:shd w:fill="EAF4FA"/>
       </w:pPr>
+      <w:bookmarkStart w:id="4" w:name="seccion-4"/>
       <w:r>
         <w:rPr>
           <w:rFonts w:ascii="Calibri" w:hAnsi="Calibri"/>
           <w:b/>
-          <w:color w:val="000000"/>
-          <w:sz w:val="32"/>
+          <w:color w:val="12655D"/>
+          <w:sz w:val="34"/>
         </w:rPr>
-        <w:t>Actividad 2 Decidir en un flujo Kanban</w:t>
+        <w:t>Actividad 4: Detectar desperdicios con Lean</w:t>
       </w:r>
+      <w:bookmarkEnd w:id="4"/>
     </w:p>
     <w:p>
       <w:pPr>
@@ -208,14 +1095,14 @@
           <w:color w:val="12655D"/>
           <w:sz w:val="22"/>
         </w:rPr>
-        <w:t>Contexto Kanban.</w:t>
+        <w:t>Qué vas a practicar:</w:t>
       </w:r>
       <w:r>
         <w:rPr>
           <w:rFonts w:ascii="Calibri" w:hAnsi="Calibri"/>
           <w:sz w:val="22"/>
         </w:rPr>
-        <w:t xml:space="preserve"> Soporte usa cuatro columnas. Los límites cuentan todos los ítems de la columna, incluidos los bloqueados.</w:t>
+        <w:t xml:space="preserve"> reconocer los desperdicios del software y mejorar el sistema completo.</w:t>
       </w:r>
     </w:p>
     <w:tbl>
@@ -225,503 +1112,53 @@
         <w:tblLook w:firstColumn="1" w:firstRow="1" w:lastColumn="0" w:lastRow="0" w:noHBand="0" w:noVBand="1" w:val="04A0"/>
       </w:tblPr>
       <w:tblGrid>
-        <w:gridCol w:w="2921"/>
-        <w:gridCol w:w="3433"/>
-        <w:gridCol w:w="3058"/>
+        <w:gridCol w:w="9412"/>
       </w:tblGrid>
-      <w:tr>
-        <w:trPr>
-          <w:tblHeader/>
-          <w:cantSplit/>
-        </w:trPr>
-        <w:tc>
-          <w:tcPr>
-            <w:tcW w:type="dxa" w:w="2921"/>
-            <w:shd w:fill="203D59"/>
-            <w:tcMar>
-              <w:top w:w="95" w:type="dxa"/>
-              <w:bottom w:w="95" w:type="dxa"/>
-              <w:left w:w="95" w:type="dxa"/>
-              <w:right w:w="95" w:type="dxa"/>
-            </w:tcMar>
-            <w:vAlign w:val="center"/>
-            <w:tcBorders>
-              <w:top w:val="single" w:sz="4" w:color="D9D9D9"/>
-              <w:left w:val="single" w:sz="4" w:color="D9D9D9"/>
-              <w:bottom w:val="single" w:sz="4" w:color="D9D9D9"/>
-              <w:right w:val="single" w:sz="4" w:color="D9D9D9"/>
-            </w:tcBorders>
-          </w:tcPr>
-          <w:p>
-            <w:pPr>
-              <w:spacing w:line="264" w:lineRule="auto" w:after="100" w:before="80"/>
-            </w:pPr>
-            <w:r>
-              <w:rPr>
-                <w:rFonts w:ascii="Calibri" w:hAnsi="Calibri"/>
-                <w:b/>
-                <w:color w:val="FFFFFF"/>
-                <w:sz w:val="20"/>
-              </w:rPr>
-              <w:t>Estado</w:t>
-            </w:r>
-          </w:p>
-        </w:tc>
-        <w:tc>
-          <w:tcPr>
-            <w:tcW w:type="dxa" w:w="3433"/>
-            <w:shd w:fill="203D59"/>
-            <w:tcMar>
-              <w:top w:w="95" w:type="dxa"/>
-              <w:bottom w:w="95" w:type="dxa"/>
-              <w:left w:w="95" w:type="dxa"/>
-              <w:right w:w="95" w:type="dxa"/>
-            </w:tcMar>
-            <w:vAlign w:val="center"/>
-            <w:tcBorders>
-              <w:top w:val="single" w:sz="4" w:color="D9D9D9"/>
-              <w:left w:val="single" w:sz="4" w:color="D9D9D9"/>
-              <w:bottom w:val="single" w:sz="4" w:color="D9D9D9"/>
-              <w:right w:val="single" w:sz="4" w:color="D9D9D9"/>
-            </w:tcBorders>
-          </w:tcPr>
-          <w:p>
-            <w:pPr>
-              <w:spacing w:line="264" w:lineRule="auto" w:after="100" w:before="80"/>
-            </w:pPr>
-            <w:r>
-              <w:rPr>
-                <w:rFonts w:ascii="Calibri" w:hAnsi="Calibri"/>
-                <w:b/>
-                <w:color w:val="FFFFFF"/>
-                <w:sz w:val="20"/>
-              </w:rPr>
-              <w:t>Ítems actuales</w:t>
-            </w:r>
-          </w:p>
-        </w:tc>
-        <w:tc>
-          <w:tcPr>
-            <w:tcW w:type="dxa" w:w="3058"/>
-            <w:shd w:fill="203D59"/>
-            <w:tcMar>
-              <w:top w:w="95" w:type="dxa"/>
-              <w:bottom w:w="95" w:type="dxa"/>
-              <w:left w:w="95" w:type="dxa"/>
-              <w:right w:w="95" w:type="dxa"/>
-            </w:tcMar>
-            <w:vAlign w:val="center"/>
-            <w:tcBorders>
-              <w:top w:val="single" w:sz="4" w:color="D9D9D9"/>
-              <w:left w:val="single" w:sz="4" w:color="D9D9D9"/>
-              <w:bottom w:val="single" w:sz="4" w:color="D9D9D9"/>
-              <w:right w:val="single" w:sz="4" w:color="D9D9D9"/>
-            </w:tcBorders>
-          </w:tcPr>
-          <w:p>
-            <w:pPr>
-              <w:spacing w:line="264" w:lineRule="auto" w:after="100" w:before="80"/>
-            </w:pPr>
-            <w:r>
-              <w:rPr>
-                <w:rFonts w:ascii="Calibri" w:hAnsi="Calibri"/>
-                <w:b/>
-                <w:color w:val="FFFFFF"/>
-                <w:sz w:val="20"/>
-              </w:rPr>
-              <w:t>Límite WIP</w:t>
-            </w:r>
-          </w:p>
-        </w:tc>
-      </w:tr>
       <w:tr>
         <w:trPr>
           <w:cantSplit/>
         </w:trPr>
         <w:tc>
           <w:tcPr>
-            <w:tcW w:type="dxa" w:w="2921"/>
-            <w:shd w:fill="FFFFFF"/>
+            <w:tcW w:type="dxa" w:w="9411"/>
+            <w:tcBorders>
+              <w:left w:val="single" w:sz="36" w:color="6A4A9C"/>
+              <w:top w:val="single" w:sz="4" w:color="6A4A9C"/>
+              <w:bottom w:val="single" w:sz="4" w:color="6A4A9C"/>
+              <w:right w:val="single" w:sz="4" w:color="6A4A9C"/>
+            </w:tcBorders>
+            <w:shd w:val="clear" w:fill="F1ECF8"/>
             <w:tcMar>
-              <w:top w:w="95" w:type="dxa"/>
-              <w:bottom w:w="95" w:type="dxa"/>
-              <w:left w:w="95" w:type="dxa"/>
-              <w:right w:w="95" w:type="dxa"/>
+              <w:top w:w="140" w:type="dxa"/>
+              <w:bottom w:w="100" w:type="dxa"/>
+              <w:left w:w="220" w:type="dxa"/>
+              <w:right w:w="200" w:type="dxa"/>
             </w:tcMar>
-            <w:vAlign w:val="center"/>
-            <w:tcBorders>
-              <w:top w:val="single" w:sz="4" w:color="D9D9D9"/>
-              <w:left w:val="single" w:sz="4" w:color="D9D9D9"/>
-              <w:bottom w:val="single" w:sz="4" w:color="D9D9D9"/>
-              <w:right w:val="single" w:sz="4" w:color="D9D9D9"/>
-            </w:tcBorders>
           </w:tcPr>
           <w:p>
             <w:pPr>
-              <w:spacing w:line="264" w:lineRule="auto" w:after="100" w:before="80"/>
+              <w:spacing w:after="100"/>
             </w:pPr>
             <w:r>
               <w:rPr>
                 <w:rFonts w:ascii="Calibri" w:hAnsi="Calibri"/>
-                <w:sz w:val="20"/>
+                <w:b/>
+                <w:color w:val="6A4A9C"/>
+                <w:sz w:val="23"/>
               </w:rPr>
-              <w:t>Por hacer</w:t>
+              <w:t>Situación</w:t>
             </w:r>
           </w:p>
-        </w:tc>
-        <w:tc>
-          <w:tcPr>
-            <w:tcW w:type="dxa" w:w="3433"/>
-            <w:shd w:fill="FFFFFF"/>
-            <w:tcMar>
-              <w:top w:w="95" w:type="dxa"/>
-              <w:bottom w:w="95" w:type="dxa"/>
-              <w:left w:w="95" w:type="dxa"/>
-              <w:right w:w="95" w:type="dxa"/>
-            </w:tcMar>
-            <w:vAlign w:val="center"/>
-            <w:tcBorders>
-              <w:top w:val="single" w:sz="4" w:color="D9D9D9"/>
-              <w:left w:val="single" w:sz="4" w:color="D9D9D9"/>
-              <w:bottom w:val="single" w:sz="4" w:color="D9D9D9"/>
-              <w:right w:val="single" w:sz="4" w:color="D9D9D9"/>
-            </w:tcBorders>
-          </w:tcPr>
           <w:p>
             <w:pPr>
-              <w:spacing w:line="264" w:lineRule="auto" w:after="100" w:before="80"/>
+              <w:spacing w:after="120" w:line="276" w:lineRule="auto"/>
             </w:pPr>
             <w:r>
               <w:rPr>
                 <w:rFonts w:ascii="Calibri" w:hAnsi="Calibri"/>
-                <w:sz w:val="20"/>
+                <w:sz w:val="22"/>
               </w:rPr>
-              <w:t>4</w:t>
-            </w:r>
-          </w:p>
-        </w:tc>
-        <w:tc>
-          <w:tcPr>
-            <w:tcW w:type="dxa" w:w="3058"/>
-            <w:shd w:fill="FFFFFF"/>
-            <w:tcMar>
-              <w:top w:w="95" w:type="dxa"/>
-              <w:bottom w:w="95" w:type="dxa"/>
-              <w:left w:w="95" w:type="dxa"/>
-              <w:right w:w="95" w:type="dxa"/>
-            </w:tcMar>
-            <w:vAlign w:val="center"/>
-            <w:tcBorders>
-              <w:top w:val="single" w:sz="4" w:color="D9D9D9"/>
-              <w:left w:val="single" w:sz="4" w:color="D9D9D9"/>
-              <w:bottom w:val="single" w:sz="4" w:color="D9D9D9"/>
-              <w:right w:val="single" w:sz="4" w:color="D9D9D9"/>
-            </w:tcBorders>
-          </w:tcPr>
-          <w:p>
-            <w:pPr>
-              <w:spacing w:line="264" w:lineRule="auto" w:after="100" w:before="80"/>
-            </w:pPr>
-            <w:r>
-              <w:rPr>
-                <w:rFonts w:ascii="Calibri" w:hAnsi="Calibri"/>
-                <w:sz w:val="20"/>
-              </w:rPr>
-              <w:t>No definido</w:t>
-            </w:r>
-          </w:p>
-        </w:tc>
-      </w:tr>
-      <w:tr>
-        <w:trPr>
-          <w:cantSplit/>
-        </w:trPr>
-        <w:tc>
-          <w:tcPr>
-            <w:tcW w:type="dxa" w:w="2921"/>
-            <w:shd w:fill="F2F6FA"/>
-            <w:tcMar>
-              <w:top w:w="95" w:type="dxa"/>
-              <w:bottom w:w="95" w:type="dxa"/>
-              <w:left w:w="95" w:type="dxa"/>
-              <w:right w:w="95" w:type="dxa"/>
-            </w:tcMar>
-            <w:vAlign w:val="center"/>
-            <w:tcBorders>
-              <w:top w:val="single" w:sz="4" w:color="D9D9D9"/>
-              <w:left w:val="single" w:sz="4" w:color="D9D9D9"/>
-              <w:bottom w:val="single" w:sz="4" w:color="D9D9D9"/>
-              <w:right w:val="single" w:sz="4" w:color="D9D9D9"/>
-            </w:tcBorders>
-          </w:tcPr>
-          <w:p>
-            <w:pPr>
-              <w:spacing w:line="264" w:lineRule="auto" w:after="100" w:before="80"/>
-            </w:pPr>
-            <w:r>
-              <w:rPr>
-                <w:rFonts w:ascii="Calibri" w:hAnsi="Calibri"/>
-                <w:sz w:val="20"/>
-              </w:rPr>
-              <w:t>En curso</w:t>
-            </w:r>
-          </w:p>
-        </w:tc>
-        <w:tc>
-          <w:tcPr>
-            <w:tcW w:type="dxa" w:w="3433"/>
-            <w:shd w:fill="F2F6FA"/>
-            <w:tcMar>
-              <w:top w:w="95" w:type="dxa"/>
-              <w:bottom w:w="95" w:type="dxa"/>
-              <w:left w:w="95" w:type="dxa"/>
-              <w:right w:w="95" w:type="dxa"/>
-            </w:tcMar>
-            <w:vAlign w:val="center"/>
-            <w:tcBorders>
-              <w:top w:val="single" w:sz="4" w:color="D9D9D9"/>
-              <w:left w:val="single" w:sz="4" w:color="D9D9D9"/>
-              <w:bottom w:val="single" w:sz="4" w:color="D9D9D9"/>
-              <w:right w:val="single" w:sz="4" w:color="D9D9D9"/>
-            </w:tcBorders>
-          </w:tcPr>
-          <w:p>
-            <w:pPr>
-              <w:spacing w:line="264" w:lineRule="auto" w:after="100" w:before="80"/>
-            </w:pPr>
-            <w:r>
-              <w:rPr>
-                <w:rFonts w:ascii="Calibri" w:hAnsi="Calibri"/>
-                <w:sz w:val="20"/>
-              </w:rPr>
-              <w:t>2</w:t>
-            </w:r>
-          </w:p>
-        </w:tc>
-        <w:tc>
-          <w:tcPr>
-            <w:tcW w:type="dxa" w:w="3058"/>
-            <w:shd w:fill="F2F6FA"/>
-            <w:tcMar>
-              <w:top w:w="95" w:type="dxa"/>
-              <w:bottom w:w="95" w:type="dxa"/>
-              <w:left w:w="95" w:type="dxa"/>
-              <w:right w:w="95" w:type="dxa"/>
-            </w:tcMar>
-            <w:vAlign w:val="center"/>
-            <w:tcBorders>
-              <w:top w:val="single" w:sz="4" w:color="D9D9D9"/>
-              <w:left w:val="single" w:sz="4" w:color="D9D9D9"/>
-              <w:bottom w:val="single" w:sz="4" w:color="D9D9D9"/>
-              <w:right w:val="single" w:sz="4" w:color="D9D9D9"/>
-            </w:tcBorders>
-          </w:tcPr>
-          <w:p>
-            <w:pPr>
-              <w:spacing w:line="264" w:lineRule="auto" w:after="100" w:before="80"/>
-            </w:pPr>
-            <w:r>
-              <w:rPr>
-                <w:rFonts w:ascii="Calibri" w:hAnsi="Calibri"/>
-                <w:sz w:val="20"/>
-              </w:rPr>
-              <w:t>2</w:t>
-            </w:r>
-          </w:p>
-        </w:tc>
-      </w:tr>
-      <w:tr>
-        <w:trPr>
-          <w:cantSplit/>
-        </w:trPr>
-        <w:tc>
-          <w:tcPr>
-            <w:tcW w:type="dxa" w:w="2921"/>
-            <w:shd w:fill="FFFFFF"/>
-            <w:tcMar>
-              <w:top w:w="95" w:type="dxa"/>
-              <w:bottom w:w="95" w:type="dxa"/>
-              <w:left w:w="95" w:type="dxa"/>
-              <w:right w:w="95" w:type="dxa"/>
-            </w:tcMar>
-            <w:vAlign w:val="center"/>
-            <w:tcBorders>
-              <w:top w:val="single" w:sz="4" w:color="D9D9D9"/>
-              <w:left w:val="single" w:sz="4" w:color="D9D9D9"/>
-              <w:bottom w:val="single" w:sz="4" w:color="D9D9D9"/>
-              <w:right w:val="single" w:sz="4" w:color="D9D9D9"/>
-            </w:tcBorders>
-          </w:tcPr>
-          <w:p>
-            <w:pPr>
-              <w:spacing w:line="264" w:lineRule="auto" w:after="100" w:before="80"/>
-            </w:pPr>
-            <w:r>
-              <w:rPr>
-                <w:rFonts w:ascii="Calibri" w:hAnsi="Calibri"/>
-                <w:sz w:val="20"/>
-              </w:rPr>
-              <w:t>Validación</w:t>
-            </w:r>
-          </w:p>
-        </w:tc>
-        <w:tc>
-          <w:tcPr>
-            <w:tcW w:type="dxa" w:w="3433"/>
-            <w:shd w:fill="FFFFFF"/>
-            <w:tcMar>
-              <w:top w:w="95" w:type="dxa"/>
-              <w:bottom w:w="95" w:type="dxa"/>
-              <w:left w:w="95" w:type="dxa"/>
-              <w:right w:w="95" w:type="dxa"/>
-            </w:tcMar>
-            <w:vAlign w:val="center"/>
-            <w:tcBorders>
-              <w:top w:val="single" w:sz="4" w:color="D9D9D9"/>
-              <w:left w:val="single" w:sz="4" w:color="D9D9D9"/>
-              <w:bottom w:val="single" w:sz="4" w:color="D9D9D9"/>
-              <w:right w:val="single" w:sz="4" w:color="D9D9D9"/>
-            </w:tcBorders>
-          </w:tcPr>
-          <w:p>
-            <w:pPr>
-              <w:spacing w:line="264" w:lineRule="auto" w:after="100" w:before="80"/>
-            </w:pPr>
-            <w:r>
-              <w:rPr>
-                <w:rFonts w:ascii="Calibri" w:hAnsi="Calibri"/>
-                <w:sz w:val="20"/>
-              </w:rPr>
-              <w:t>2</w:t>
-            </w:r>
-          </w:p>
-        </w:tc>
-        <w:tc>
-          <w:tcPr>
-            <w:tcW w:type="dxa" w:w="3058"/>
-            <w:shd w:fill="FFFFFF"/>
-            <w:tcMar>
-              <w:top w:w="95" w:type="dxa"/>
-              <w:bottom w:w="95" w:type="dxa"/>
-              <w:left w:w="95" w:type="dxa"/>
-              <w:right w:w="95" w:type="dxa"/>
-            </w:tcMar>
-            <w:vAlign w:val="center"/>
-            <w:tcBorders>
-              <w:top w:val="single" w:sz="4" w:color="D9D9D9"/>
-              <w:left w:val="single" w:sz="4" w:color="D9D9D9"/>
-              <w:bottom w:val="single" w:sz="4" w:color="D9D9D9"/>
-              <w:right w:val="single" w:sz="4" w:color="D9D9D9"/>
-            </w:tcBorders>
-          </w:tcPr>
-          <w:p>
-            <w:pPr>
-              <w:spacing w:line="264" w:lineRule="auto" w:after="100" w:before="80"/>
-            </w:pPr>
-            <w:r>
-              <w:rPr>
-                <w:rFonts w:ascii="Calibri" w:hAnsi="Calibri"/>
-                <w:sz w:val="20"/>
-              </w:rPr>
-              <w:t>2</w:t>
-            </w:r>
-          </w:p>
-        </w:tc>
-      </w:tr>
-      <w:tr>
-        <w:trPr>
-          <w:cantSplit/>
-        </w:trPr>
-        <w:tc>
-          <w:tcPr>
-            <w:tcW w:type="dxa" w:w="2921"/>
-            <w:shd w:fill="F2F6FA"/>
-            <w:tcMar>
-              <w:top w:w="95" w:type="dxa"/>
-              <w:bottom w:w="95" w:type="dxa"/>
-              <w:left w:w="95" w:type="dxa"/>
-              <w:right w:w="95" w:type="dxa"/>
-            </w:tcMar>
-            <w:vAlign w:val="center"/>
-            <w:tcBorders>
-              <w:top w:val="single" w:sz="4" w:color="D9D9D9"/>
-              <w:left w:val="single" w:sz="4" w:color="D9D9D9"/>
-              <w:bottom w:val="single" w:sz="4" w:color="D9D9D9"/>
-              <w:right w:val="single" w:sz="4" w:color="D9D9D9"/>
-            </w:tcBorders>
-          </w:tcPr>
-          <w:p>
-            <w:pPr>
-              <w:spacing w:line="264" w:lineRule="auto" w:after="100" w:before="80"/>
-            </w:pPr>
-            <w:r>
-              <w:rPr>
-                <w:rFonts w:ascii="Calibri" w:hAnsi="Calibri"/>
-                <w:sz w:val="20"/>
-              </w:rPr>
-              <w:t>Terminado</w:t>
-            </w:r>
-          </w:p>
-        </w:tc>
-        <w:tc>
-          <w:tcPr>
-            <w:tcW w:type="dxa" w:w="3433"/>
-            <w:shd w:fill="F2F6FA"/>
-            <w:tcMar>
-              <w:top w:w="95" w:type="dxa"/>
-              <w:bottom w:w="95" w:type="dxa"/>
-              <w:left w:w="95" w:type="dxa"/>
-              <w:right w:w="95" w:type="dxa"/>
-            </w:tcMar>
-            <w:vAlign w:val="center"/>
-            <w:tcBorders>
-              <w:top w:val="single" w:sz="4" w:color="D9D9D9"/>
-              <w:left w:val="single" w:sz="4" w:color="D9D9D9"/>
-              <w:bottom w:val="single" w:sz="4" w:color="D9D9D9"/>
-              <w:right w:val="single" w:sz="4" w:color="D9D9D9"/>
-            </w:tcBorders>
-          </w:tcPr>
-          <w:p>
-            <w:pPr>
-              <w:spacing w:line="264" w:lineRule="auto" w:after="100" w:before="80"/>
-            </w:pPr>
-            <w:r>
-              <w:rPr>
-                <w:rFonts w:ascii="Calibri" w:hAnsi="Calibri"/>
-                <w:sz w:val="20"/>
-              </w:rPr>
-              <w:t>3</w:t>
-            </w:r>
-          </w:p>
-        </w:tc>
-        <w:tc>
-          <w:tcPr>
-            <w:tcW w:type="dxa" w:w="3058"/>
-            <w:shd w:fill="F2F6FA"/>
-            <w:tcMar>
-              <w:top w:w="95" w:type="dxa"/>
-              <w:bottom w:w="95" w:type="dxa"/>
-              <w:left w:w="95" w:type="dxa"/>
-              <w:right w:w="95" w:type="dxa"/>
-            </w:tcMar>
-            <w:vAlign w:val="center"/>
-            <w:tcBorders>
-              <w:top w:val="single" w:sz="4" w:color="D9D9D9"/>
-              <w:left w:val="single" w:sz="4" w:color="D9D9D9"/>
-              <w:bottom w:val="single" w:sz="4" w:color="D9D9D9"/>
-              <w:right w:val="single" w:sz="4" w:color="D9D9D9"/>
-            </w:tcBorders>
-          </w:tcPr>
-          <w:p>
-            <w:pPr>
-              <w:spacing w:line="264" w:lineRule="auto" w:after="100" w:before="80"/>
-            </w:pPr>
-            <w:r>
-              <w:rPr>
-                <w:rFonts w:ascii="Calibri" w:hAnsi="Calibri"/>
-                <w:sz w:val="20"/>
-              </w:rPr>
-              <w:t>No aplica</w:t>
+              <w:t>El equipo desarrolla tres versiones distintas de una pantalla sin haber consultado a ningún estudiante. Cada cambio espera cuatro días la aprobación de la oficina de alumnos. Un error en un documento obliga a rehacer varias respuestas ya terminadas.</w:t>
             </w:r>
           </w:p>
         </w:tc>
@@ -729,67 +1166,76 @@
     </w:tbl>
     <w:p>
       <w:pPr>
-        <w:spacing w:after="40"/>
+        <w:spacing w:after="80"/>
       </w:pPr>
     </w:p>
     <w:p>
       <w:pPr>
-        <w:spacing w:line="278" w:lineRule="auto" w:after="140"/>
+        <w:tabs>
+          <w:tab w:pos="425" w:val="left"/>
+        </w:tabs>
+        <w:spacing w:after="100"/>
+        <w:ind w:left="425" w:hanging="312"/>
       </w:pPr>
+      <w:r>
+        <w:rPr>
+          <w:b/>
+        </w:rPr>
+        <w:t>1.</w:t>
+        <w:tab/>
+      </w:r>
       <w:r>
         <w:rPr>
           <w:rFonts w:ascii="Calibri" w:hAnsi="Calibri"/>
           <w:sz w:val="22"/>
         </w:rPr>
-        <w:t>Un ítem en curso espera un documento; los dos de validación necesitan que una especialista confirme respuestas.</w:t>
+        <w:t>Identificá el desperdicio de cada situación y proponé una acción pequeña para reducirlo.</w:t>
       </w:r>
     </w:p>
     <w:p>
       <w:pPr>
-        <w:numPr>
-          <w:ilvl w:val="0"/>
-          <w:numId w:val="11"/>
-        </w:numPr>
-        <w:spacing w:line="278" w:lineRule="auto" w:after="140"/>
+        <w:tabs>
+          <w:tab w:pos="425" w:val="left"/>
+        </w:tabs>
+        <w:spacing w:after="100"/>
+        <w:ind w:left="425" w:hanging="312"/>
       </w:pPr>
+      <w:r>
+        <w:rPr>
+          <w:b/>
+        </w:rPr>
+        <w:t>2.</w:t>
+        <w:tab/>
+      </w:r>
       <w:r>
         <w:rPr>
           <w:rFonts w:ascii="Calibri" w:hAnsi="Calibri"/>
           <w:sz w:val="22"/>
         </w:rPr>
-        <w:t>Se propone comenzar un tercer ítem «para no quedarse quietos». Decidí qué hacer según el flujo y los límites.</w:t>
+        <w:t>Alguien sugiere eliminar toda validación para avanzar más rápido. Distinguí reducir una espera innecesaria de quitar un control que aporta calidad.</w:t>
       </w:r>
     </w:p>
     <w:p>
       <w:pPr>
-        <w:numPr>
-          <w:ilvl w:val="0"/>
-          <w:numId w:val="11"/>
-        </w:numPr>
-        <w:spacing w:line="278" w:lineRule="auto" w:after="140"/>
+        <w:tabs>
+          <w:tab w:pos="425" w:val="left"/>
+        </w:tabs>
+        <w:spacing w:after="100"/>
+        <w:ind w:left="425" w:hanging="312"/>
       </w:pPr>
+      <w:r>
+        <w:rPr>
+          <w:b/>
+        </w:rPr>
+        <w:t>3.</w:t>
+        <w:tab/>
+      </w:r>
       <w:r>
         <w:rPr>
           <w:rFonts w:ascii="Calibri" w:hAnsi="Calibri"/>
           <w:sz w:val="22"/>
         </w:rPr>
-        <w:t>Redactá una política de entrada a Validación y otra de salida a Terminado. ¿Cómo mostrarías el bloqueo sin sacarlo artificialmente del WIP?</w:t>
-      </w:r>
-    </w:p>
-    <w:p>
-      <w:pPr>
-        <w:numPr>
-          <w:ilvl w:val="0"/>
-          <w:numId w:val="11"/>
-        </w:numPr>
-        <w:spacing w:line="278" w:lineRule="auto" w:after="140"/>
-      </w:pPr>
-      <w:r>
-        <w:rPr>
-          <w:rFonts w:ascii="Calibri" w:hAnsi="Calibri"/>
-          <w:sz w:val="22"/>
-        </w:rPr>
-        <w:t>Llega un incidente urgente. Explicá qué acuerdo debería existir para tratarlo y qué trabajo o capacidad se vería afectado.</w:t>
+        <w:t>Elegí una de tus acciones y explicá cómo comprobarías que mejoró el sistema completo, y no solo una etapa. Relacionalo con el principio "ver el todo".</w:t>
       </w:r>
     </w:p>
     <w:p>
@@ -798,15 +1244,17 @@
         <w:keepNext/>
         <w:shd w:fill="EAF4FA"/>
       </w:pPr>
+      <w:bookmarkStart w:id="5" w:name="seccion-5"/>
       <w:r>
         <w:rPr>
           <w:rFonts w:ascii="Calibri" w:hAnsi="Calibri"/>
           <w:b/>
-          <w:color w:val="000000"/>
-          <w:sz w:val="32"/>
+          <w:color w:val="12655D"/>
+          <w:sz w:val="34"/>
         </w:rPr>
-        <w:t>Actividad 3 Elegir prácticas de XP</w:t>
+        <w:t>Actividad 5: Comparar y elegir enfoques</w:t>
       </w:r>
+      <w:bookmarkEnd w:id="5"/>
     </w:p>
     <w:p>
       <w:pPr>
@@ -819,62 +1267,147 @@
           <w:color w:val="12655D"/>
           <w:sz w:val="22"/>
         </w:rPr>
-        <w:t>Contexto XP.</w:t>
+        <w:t>Qué vas a practicar:</w:t>
       </w:r>
       <w:r>
         <w:rPr>
           <w:rFonts w:ascii="Calibri" w:hAnsi="Calibri"/>
           <w:sz w:val="22"/>
         </w:rPr>
-        <w:t xml:space="preserve"> El equipo integra cambios al terminar la semana, repite errores al modificar una validación y concentra el conocimiento de una parte difícil en una sola persona.</w:t>
+        <w:t xml:space="preserve"> comparar enfoques y elegir o combinar el más adecuado.</w:t>
       </w:r>
+    </w:p>
+    <w:tbl>
+      <w:tblPr>
+        <w:tblW w:type="auto" w:w="0"/>
+        <w:tblLayout w:type="fixed"/>
+        <w:tblLook w:firstColumn="1" w:firstRow="1" w:lastColumn="0" w:lastRow="0" w:noHBand="0" w:noVBand="1" w:val="04A0"/>
+      </w:tblPr>
+      <w:tblGrid>
+        <w:gridCol w:w="9412"/>
+      </w:tblGrid>
+      <w:tr>
+        <w:trPr>
+          <w:cantSplit/>
+        </w:trPr>
+        <w:tc>
+          <w:tcPr>
+            <w:tcW w:type="dxa" w:w="9411"/>
+            <w:tcBorders>
+              <w:left w:val="single" w:sz="36" w:color="6A4A9C"/>
+              <w:top w:val="single" w:sz="4" w:color="6A4A9C"/>
+              <w:bottom w:val="single" w:sz="4" w:color="6A4A9C"/>
+              <w:right w:val="single" w:sz="4" w:color="6A4A9C"/>
+            </w:tcBorders>
+            <w:shd w:val="clear" w:fill="F1ECF8"/>
+            <w:tcMar>
+              <w:top w:w="140" w:type="dxa"/>
+              <w:bottom w:w="100" w:type="dxa"/>
+              <w:left w:w="220" w:type="dxa"/>
+              <w:right w:w="200" w:type="dxa"/>
+            </w:tcMar>
+          </w:tcPr>
+          <w:p>
+            <w:pPr>
+              <w:spacing w:after="100"/>
+            </w:pPr>
+            <w:r>
+              <w:rPr>
+                <w:rFonts w:ascii="Calibri" w:hAnsi="Calibri"/>
+                <w:b/>
+                <w:color w:val="6A4A9C"/>
+                <w:sz w:val="23"/>
+              </w:rPr>
+              <w:t>Situación</w:t>
+            </w:r>
+          </w:p>
+          <w:p>
+            <w:pPr>
+              <w:spacing w:after="120" w:line="276" w:lineRule="auto"/>
+            </w:pPr>
+            <w:r>
+              <w:rPr>
+                <w:rFonts w:ascii="Calibri" w:hAnsi="Calibri"/>
+                <w:sz w:val="22"/>
+              </w:rPr>
+              <w:t>En la misma área conviven dos tipos de trabajo. El desarrollo del asistente puede organizarse en objetivos de dos semanas y revisarse con estudiantes. El soporte recibe incidentes imprevisibles. Los dos sufren errores de integración. La dirección acepta revisar prioridades, pero pide ver con claridad los compromisos y los riesgos.</w:t>
+            </w:r>
+          </w:p>
+        </w:tc>
+      </w:tr>
+    </w:tbl>
+    <w:p>
+      <w:pPr>
+        <w:spacing w:after="80"/>
+      </w:pPr>
     </w:p>
     <w:p>
       <w:pPr>
-        <w:numPr>
-          <w:ilvl w:val="0"/>
-          <w:numId w:val="12"/>
-        </w:numPr>
-        <w:spacing w:line="278" w:lineRule="auto" w:after="140"/>
+        <w:tabs>
+          <w:tab w:pos="425" w:val="left"/>
+        </w:tabs>
+        <w:spacing w:after="100"/>
+        <w:ind w:left="425" w:hanging="312"/>
       </w:pPr>
+      <w:r>
+        <w:rPr>
+          <w:b/>
+        </w:rPr>
+        <w:t>1.</w:t>
+        <w:tab/>
+      </w:r>
       <w:r>
         <w:rPr>
           <w:rFonts w:ascii="Calibri" w:hAnsi="Calibri"/>
           <w:sz w:val="22"/>
         </w:rPr>
-        <w:t>Relacioná cada problema con integración continua, TDD, programación en pares o refactorización. Explicá qué mecanismo de mejora esperás.</w:t>
+        <w:t>Proponé cómo organizar el desarrollo y el soporte. Justificá según el tipo de demanda y distinguí el marco que organiza el trabajo de las prácticas técnicas que sumarías.</w:t>
       </w:r>
     </w:p>
     <w:p>
       <w:pPr>
-        <w:numPr>
-          <w:ilvl w:val="0"/>
-          <w:numId w:val="12"/>
-        </w:numPr>
-        <w:spacing w:line="278" w:lineRule="auto" w:after="140"/>
+        <w:tabs>
+          <w:tab w:pos="425" w:val="left"/>
+        </w:tabs>
+        <w:spacing w:after="100"/>
+        <w:ind w:left="425" w:hanging="312"/>
       </w:pPr>
+      <w:r>
+        <w:rPr>
+          <w:b/>
+        </w:rPr>
+        <w:t>2.</w:t>
+        <w:tab/>
+      </w:r>
       <w:r>
         <w:rPr>
           <w:rFonts w:ascii="Calibri" w:hAnsi="Calibri"/>
           <w:sz w:val="22"/>
         </w:rPr>
-        <w:t>Describí el orden prueba que falla, implementación mínima y refactorización para una validación de entrada. No hace falta programar.</w:t>
+        <w:t>Si el equipo de desarrollo suma límites WIP a Scrum, ¿qué conserva? Si además elimina los Sprints y sus eventos, ¿sigue haciendo Scrum? ¿Cómo se relaciona esto con Scrumban?</w:t>
       </w:r>
     </w:p>
     <w:p>
       <w:pPr>
-        <w:numPr>
-          <w:ilvl w:val="0"/>
-          <w:numId w:val="12"/>
-        </w:numPr>
-        <w:spacing w:line="278" w:lineRule="auto" w:after="140"/>
+        <w:tabs>
+          <w:tab w:pos="425" w:val="left"/>
+        </w:tabs>
+        <w:spacing w:after="100"/>
+        <w:ind w:left="425" w:hanging="312"/>
       </w:pPr>
+      <w:r>
+        <w:rPr>
+          <w:b/>
+        </w:rPr>
+        <w:t>3.</w:t>
+        <w:tab/>
+      </w:r>
       <w:r>
         <w:rPr>
           <w:rFonts w:ascii="Calibri" w:hAnsi="Calibri"/>
           <w:sz w:val="22"/>
         </w:rPr>
-        <w:t>Para el asistente con IA se propone comprobar solamente que el programa no falle al ejecutarse. ¿Qué otra evidencia sobre las respuestas necesitás y por qué?</w:t>
+        <w:t>Relacioná cada descripción con Crystal, FDD o DSDM: adaptar el proceso al tamaño del equipo y la criticidad del sistema; organizar el trabajo por funcionalidades con modelado previo; fijar tiempo y costo y ajustar el alcance.</w:t>
       </w:r>
     </w:p>
     <w:p>
@@ -883,205 +1416,17 @@
         <w:keepNext/>
         <w:shd w:fill="EAF4FA"/>
       </w:pPr>
-      <w:r>
-        <w:rPr>
-          <w:rFonts w:ascii="Calibri" w:hAnsi="Calibri"/>
-          <w:b/>
-          <w:color w:val="000000"/>
-          <w:sz w:val="32"/>
-        </w:rPr>
-        <w:t>Actividad 4 Detectar desperdicios con Lean</w:t>
-      </w:r>
-    </w:p>
-    <w:p>
-      <w:pPr>
-        <w:spacing w:line="278" w:lineRule="auto" w:after="140"/>
-      </w:pPr>
+      <w:bookmarkStart w:id="6" w:name="seccion-6"/>
       <w:r>
         <w:rPr>
           <w:rFonts w:ascii="Calibri" w:hAnsi="Calibri"/>
           <w:b/>
           <w:color w:val="12655D"/>
-          <w:sz w:val="22"/>
+          <w:sz w:val="34"/>
         </w:rPr>
-        <w:t>Contexto Lean.</w:t>
+        <w:t>Antes de terminar</w:t>
       </w:r>
-      <w:r>
-        <w:rPr>
-          <w:rFonts w:ascii="Calibri" w:hAnsi="Calibri"/>
-          <w:sz w:val="22"/>
-        </w:rPr>
-        <w:t xml:space="preserve"> Se desarrollan tres variantes de una pantalla sin consultar a estudiantes; los cambios esperan aprobación cuatro días; un error en documentos obliga a rehacer respuestas.</w:t>
-      </w:r>
-    </w:p>
-    <w:p>
-      <w:pPr>
-        <w:numPr>
-          <w:ilvl w:val="0"/>
-          <w:numId w:val="13"/>
-        </w:numPr>
-        <w:spacing w:line="278" w:lineRule="auto" w:after="140"/>
-      </w:pPr>
-      <w:r>
-        <w:rPr>
-          <w:rFonts w:ascii="Calibri" w:hAnsi="Calibri"/>
-          <w:sz w:val="22"/>
-        </w:rPr>
-        <w:t>Identificá un desperdicio en cada situación y proponé una acción pequeña para reducirlo.</w:t>
-      </w:r>
-    </w:p>
-    <w:p>
-      <w:pPr>
-        <w:numPr>
-          <w:ilvl w:val="0"/>
-          <w:numId w:val="13"/>
-        </w:numPr>
-        <w:spacing w:line="278" w:lineRule="auto" w:after="140"/>
-      </w:pPr>
-      <w:r>
-        <w:rPr>
-          <w:rFonts w:ascii="Calibri" w:hAnsi="Calibri"/>
-          <w:sz w:val="22"/>
-        </w:rPr>
-        <w:t>Se sugiere eliminar toda validación para avanzar rápido. Distinguí reducir esperas innecesarias de quitar un control que aporta calidad.</w:t>
-      </w:r>
-    </w:p>
-    <w:p>
-      <w:pPr>
-        <w:numPr>
-          <w:ilvl w:val="0"/>
-          <w:numId w:val="13"/>
-        </w:numPr>
-        <w:spacing w:line="278" w:lineRule="auto" w:after="140"/>
-      </w:pPr>
-      <w:r>
-        <w:rPr>
-          <w:rFonts w:ascii="Calibri" w:hAnsi="Calibri"/>
-          <w:sz w:val="22"/>
-        </w:rPr>
-        <w:t>Elegí una intervención y explicá cómo comprobarías que mejoró el proceso completo, además de una sola etapa.</w:t>
-      </w:r>
-    </w:p>
-    <w:p>
-      <w:pPr>
-        <w:pStyle w:val="Heading1"/>
-        <w:keepNext/>
-        <w:shd w:fill="EAF4FA"/>
-      </w:pPr>
-      <w:r>
-        <w:rPr>
-          <w:rFonts w:ascii="Calibri" w:hAnsi="Calibri"/>
-          <w:b/>
-          <w:color w:val="000000"/>
-          <w:sz w:val="32"/>
-        </w:rPr>
-        <w:t>Actividad 5 Comparar enfoques</w:t>
-      </w:r>
-    </w:p>
-    <w:p>
-      <w:pPr>
-        <w:spacing w:line="278" w:lineRule="auto" w:after="140"/>
-      </w:pPr>
-      <w:r>
-        <w:rPr>
-          <w:rFonts w:ascii="Calibri" w:hAnsi="Calibri"/>
-          <w:b/>
-          <w:color w:val="12655D"/>
-          <w:sz w:val="22"/>
-        </w:rPr>
-        <w:t>Comparación de enfoques.</w:t>
-      </w:r>
-      <w:r>
-        <w:rPr>
-          <w:rFonts w:ascii="Calibri" w:hAnsi="Calibri"/>
-          <w:sz w:val="22"/>
-        </w:rPr>
-        <w:t xml:space="preserve"> Producto puede sostener objetivos de corto plazo y revisar incrementos con usuarios. Soporte recibe incidentes impredecibles. Ambos sufren defectos de integración. La dirección acepta revisar prioridades, pero exige visibilidad de compromisos y riesgos.</w:t>
-      </w:r>
-    </w:p>
-    <w:p>
-      <w:pPr>
-        <w:numPr>
-          <w:ilvl w:val="0"/>
-          <w:numId w:val="14"/>
-        </w:numPr>
-        <w:spacing w:line="278" w:lineRule="auto" w:after="140"/>
-      </w:pPr>
-      <w:r>
-        <w:rPr>
-          <w:rFonts w:ascii="Calibri" w:hAnsi="Calibri"/>
-          <w:sz w:val="22"/>
-        </w:rPr>
-        <w:t>Proponé cómo organizar producto y soporte. Justificá según demanda, autonomía y restricciones. Distinguí el marco de coordinación de las prácticas técnicas que sumarías.</w:t>
-      </w:r>
-    </w:p>
-    <w:p>
-      <w:pPr>
-        <w:numPr>
-          <w:ilvl w:val="0"/>
-          <w:numId w:val="14"/>
-        </w:numPr>
-        <w:spacing w:line="278" w:lineRule="auto" w:after="140"/>
-      </w:pPr>
-      <w:r>
-        <w:rPr>
-          <w:rFonts w:ascii="Calibri" w:hAnsi="Calibri"/>
-          <w:sz w:val="22"/>
-        </w:rPr>
-        <w:t>Explicá qué conservarías al complementar Scrum con límites WIP. Si eliminás el Sprint y sus eventos, ¿seguís aplicando Scrum completo? Contrastá con Scrumban según el módulo.</w:t>
-      </w:r>
-    </w:p>
-    <w:p>
-      <w:pPr>
-        <w:numPr>
-          <w:ilvl w:val="0"/>
-          <w:numId w:val="14"/>
-        </w:numPr>
-        <w:spacing w:line="278" w:lineRule="auto" w:after="140"/>
-      </w:pPr>
-      <w:r>
-        <w:rPr>
-          <w:rFonts w:ascii="Calibri" w:hAnsi="Calibri"/>
-          <w:sz w:val="22"/>
-        </w:rPr>
-        <w:t>Relacioná estos indicios con Crystal, FDD o DSDM: ajustar el método al tamaño y criticidad; organizar desarrollo por funcionalidades con modelado de dominio; mantener tiempo y costo y negociar alcance. ¿Qué más necesitás saber para elegir?</w:t>
-      </w:r>
-    </w:p>
-    <w:p>
-      <w:r>
-        <w:br w:type="page"/>
-      </w:r>
-    </w:p>
-    <w:p>
-      <w:pPr>
-        <w:pStyle w:val="Heading1"/>
-        <w:keepNext/>
-        <w:shd w:fill="EAF4FA"/>
-      </w:pPr>
-      <w:r>
-        <w:rPr>
-          <w:rFonts w:ascii="Calibri" w:hAnsi="Calibri"/>
-          <w:b/>
-          <w:color w:val="000000"/>
-          <w:sz w:val="32"/>
-        </w:rPr>
-        <w:t>Respuestas orientativas y autoevaluación</w:t>
-      </w:r>
-    </w:p>
-    <w:p>
-      <w:pPr>
-        <w:pStyle w:val="Heading2"/>
-        <w:keepNext/>
-      </w:pPr>
-      <w:r>
-        <w:rPr>
-          <w:rFonts w:ascii="Calibri" w:hAnsi="Calibri"/>
-          <w:b/>
-          <w:color w:val="000000"/>
-          <w:sz w:val="26"/>
-        </w:rPr>
-        <w:t>Actividad 1</w:t>
-      </w:r>
+      <w:bookmarkEnd w:id="6"/>
     </w:p>
     <w:p>
       <w:pPr>
@@ -1092,149 +1437,160 @@
           <w:rFonts w:ascii="Calibri" w:hAnsi="Calibri"/>
           <w:sz w:val="22"/>
         </w:rPr>
-        <w:t>El Product Owner responde por valor y gestión eficaz del Product Backlog, incluido su orden. Los Developers construyen el Incremento y deciden cómo trabajar. El Scrum Master ayuda a comprender Scrum y mejorar la efectividad del equipo. Las asociaciones son Product Backlog–Product Goal, Sprint Backlog–Sprint Goal e Incremento–Definition of Done. El Sprint Backlog contiene objetivo, ítems seleccionados y plan.</w:t>
+        <w:t>Estas actividades no tienen una única respuesta correcta: cada resolución puede ser distinta si está bien fundamentada en el Contenido del módulo. Si querés comparar tu trabajo, podés pedirle al profesor sus respuestas orientativas.</w:t>
       </w:r>
     </w:p>
+    <w:tbl>
+      <w:tblPr>
+        <w:tblW w:type="auto" w:w="0"/>
+        <w:tblLayout w:type="fixed"/>
+        <w:tblLook w:firstColumn="1" w:firstRow="1" w:lastColumn="0" w:lastRow="0" w:noHBand="0" w:noVBand="1" w:val="04A0"/>
+      </w:tblPr>
+      <w:tblGrid>
+        <w:gridCol w:w="9412"/>
+      </w:tblGrid>
+      <w:tr>
+        <w:trPr>
+          <w:cantSplit/>
+        </w:trPr>
+        <w:tc>
+          <w:tcPr>
+            <w:tcW w:type="dxa" w:w="9411"/>
+            <w:tcBorders>
+              <w:left w:val="single" w:sz="36" w:color="3A5BA0"/>
+              <w:top w:val="single" w:sz="4" w:color="3A5BA0"/>
+              <w:bottom w:val="single" w:sz="4" w:color="3A5BA0"/>
+              <w:right w:val="single" w:sz="4" w:color="3A5BA0"/>
+            </w:tcBorders>
+            <w:shd w:val="clear" w:fill="EEF2FB"/>
+            <w:tcMar>
+              <w:top w:w="140" w:type="dxa"/>
+              <w:bottom w:w="100" w:type="dxa"/>
+              <w:left w:w="220" w:type="dxa"/>
+              <w:right w:w="200" w:type="dxa"/>
+            </w:tcMar>
+          </w:tcPr>
+          <w:p>
+            <w:pPr>
+              <w:spacing w:after="100"/>
+            </w:pPr>
+            <w:r>
+              <w:rPr>
+                <w:rFonts w:ascii="Calibri" w:hAnsi="Calibri"/>
+                <w:b/>
+                <w:color w:val="3A5BA0"/>
+                <w:sz w:val="23"/>
+              </w:rPr>
+              <w:t>Para revisar tu trabajo</w:t>
+            </w:r>
+          </w:p>
+          <w:p>
+            <w:pPr>
+              <w:tabs>
+                <w:tab w:pos="340" w:val="left"/>
+              </w:tabs>
+              <w:spacing w:after="80"/>
+              <w:ind w:left="340" w:hanging="255"/>
+            </w:pPr>
+            <w:r>
+              <w:rPr>
+                <w:b/>
+                <w:color w:val="3A5BA0"/>
+                <w:sz w:val="21"/>
+              </w:rPr>
+              <w:t>•</w:t>
+              <w:tab/>
+            </w:r>
+            <w:r>
+              <w:rPr>
+                <w:rFonts w:ascii="Calibri" w:hAnsi="Calibri"/>
+                <w:sz w:val="22"/>
+              </w:rPr>
+              <w:t>¿Ubicaste cada término en su enfoque, sin mezclar reglas de Scrum con Kanban?</w:t>
+            </w:r>
+          </w:p>
+          <w:p>
+            <w:pPr>
+              <w:tabs>
+                <w:tab w:pos="340" w:val="left"/>
+              </w:tabs>
+              <w:spacing w:after="80"/>
+              <w:ind w:left="340" w:hanging="255"/>
+            </w:pPr>
+            <w:r>
+              <w:rPr>
+                <w:b/>
+                <w:color w:val="3A5BA0"/>
+                <w:sz w:val="21"/>
+              </w:rPr>
+              <w:t>•</w:t>
+              <w:tab/>
+            </w:r>
+            <w:r>
+              <w:rPr>
+                <w:rFonts w:ascii="Calibri" w:hAnsi="Calibri"/>
+                <w:sz w:val="22"/>
+              </w:rPr>
+              <w:t>¿Podés explicar para qué sirve cada evento de Scrum, y no solo nombrarlo?</w:t>
+            </w:r>
+          </w:p>
+          <w:p>
+            <w:pPr>
+              <w:tabs>
+                <w:tab w:pos="340" w:val="left"/>
+              </w:tabs>
+              <w:spacing w:after="80"/>
+              <w:ind w:left="340" w:hanging="255"/>
+            </w:pPr>
+            <w:r>
+              <w:rPr>
+                <w:b/>
+                <w:color w:val="3A5BA0"/>
+                <w:sz w:val="21"/>
+              </w:rPr>
+              <w:t>•</w:t>
+              <w:tab/>
+            </w:r>
+            <w:r>
+              <w:rPr>
+                <w:rFonts w:ascii="Calibri" w:hAnsi="Calibri"/>
+                <w:sz w:val="22"/>
+              </w:rPr>
+              <w:t>¿Tus decisiones en el tablero respetan los límites de trabajo en curso?</w:t>
+            </w:r>
+          </w:p>
+          <w:p>
+            <w:pPr>
+              <w:tabs>
+                <w:tab w:pos="340" w:val="left"/>
+              </w:tabs>
+              <w:spacing w:after="80"/>
+              <w:ind w:left="340" w:hanging="255"/>
+            </w:pPr>
+            <w:r>
+              <w:rPr>
+                <w:b/>
+                <w:color w:val="3A5BA0"/>
+                <w:sz w:val="21"/>
+              </w:rPr>
+              <w:t>•</w:t>
+              <w:tab/>
+            </w:r>
+            <w:r>
+              <w:rPr>
+                <w:rFonts w:ascii="Calibri" w:hAnsi="Calibri"/>
+                <w:sz w:val="22"/>
+              </w:rPr>
+              <w:t>¿Justificaste la elección de enfoque con el tipo de demanda y el problema concreto?</w:t>
+            </w:r>
+          </w:p>
+        </w:tc>
+      </w:tr>
+    </w:tbl>
     <w:p>
       <w:pPr>
-        <w:spacing w:line="278" w:lineRule="auto" w:after="140"/>
+        <w:spacing w:after="80"/>
       </w:pPr>
-      <w:r>
-        <w:rPr>
-          <w:rFonts w:ascii="Calibri" w:hAnsi="Calibri"/>
-          <w:sz w:val="22"/>
-        </w:rPr>
-        <w:t>Registrar la respuesta y su fuente aporta transparencia; contrastarla con criterios, inspección; corregir la causa y ajustar el plan, adaptación. Hacer visible el problema exige apertura y coraje. Planning acuerda propósito y plan; Daily inspecciona avance hacia el Sprint Goal; Review examina resultados y adaptaciones del producto con interesados; Retrospective mejora el modo de trabajo. Sin cumplir la DoD, la funcionalidad no integra el Incremento. La Daily no es un reporte al Scrum Master.</w:t>
-      </w:r>
-    </w:p>
-    <w:p>
-      <w:pPr>
-        <w:pStyle w:val="Heading2"/>
-        <w:keepNext/>
-      </w:pPr>
-      <w:r>
-        <w:rPr>
-          <w:rFonts w:ascii="Calibri" w:hAnsi="Calibri"/>
-          <w:b/>
-          <w:color w:val="000000"/>
-          <w:sz w:val="26"/>
-        </w:rPr>
-        <w:t>Actividad 2</w:t>
-      </w:r>
-    </w:p>
-    <w:p>
-      <w:pPr>
-        <w:spacing w:line="278" w:lineRule="auto" w:after="140"/>
-      </w:pPr>
-      <w:r>
-        <w:rPr>
-          <w:rFonts w:ascii="Calibri" w:hAnsi="Calibri"/>
-          <w:sz w:val="22"/>
-        </w:rPr>
-        <w:t>En curso y Validación están al límite. Conviene colaborar para validar o resolver la dependencia antes de iniciar más trabajo. Un bloqueado sigue iniciado. Entrada a Validación puede requerir respuesta implementada, fuente identificada y pruebas previas; salida, resolución comprobada según criterios acordados. La tarjeta muestra causa del bloqueo, persona que lo sigue y próxima acción. La urgencia necesita una política explícita de prioridad, capacidad y excepciones, haciendo visible su impacto.</w:t>
-      </w:r>
-    </w:p>
-    <w:p>
-      <w:pPr>
-        <w:pStyle w:val="Heading2"/>
-        <w:keepNext/>
-      </w:pPr>
-      <w:r>
-        <w:rPr>
-          <w:rFonts w:ascii="Calibri" w:hAnsi="Calibri"/>
-          <w:b/>
-          <w:color w:val="000000"/>
-          <w:sz w:val="26"/>
-        </w:rPr>
-        <w:t>Actividad 3</w:t>
-      </w:r>
-    </w:p>
-    <w:p>
-      <w:pPr>
-        <w:spacing w:line="278" w:lineRule="auto" w:after="140"/>
-      </w:pPr>
-      <w:r>
-        <w:rPr>
-          <w:rFonts w:ascii="Calibri" w:hAnsi="Calibri"/>
-          <w:sz w:val="22"/>
-        </w:rPr>
-        <w:t>Integrar frecuentemente con verificaciones reduce conflictos acumulados; TDD precisa comportamientos verificables; trabajar en pares comparte conocimiento. Refactorizar mejora estructura sin cambiar comportamiento. En TDD se define una prueba que falla, se implementa lo mínimo para pasarla y se mejora la estructura conservando las pruebas. En IA también se evalúan respuestas con consultas y fuentes acordadas: código ejecutable no equivale a respuesta correcta o útil.</w:t>
-      </w:r>
-    </w:p>
-    <w:p>
-      <w:pPr>
-        <w:pStyle w:val="Heading2"/>
-        <w:keepNext/>
-      </w:pPr>
-      <w:r>
-        <w:rPr>
-          <w:rFonts w:ascii="Calibri" w:hAnsi="Calibri"/>
-          <w:b/>
-          <w:color w:val="000000"/>
-          <w:sz w:val="26"/>
-        </w:rPr>
-        <w:t>Actividad 4</w:t>
-      </w:r>
-    </w:p>
-    <w:p>
-      <w:pPr>
-        <w:spacing w:line="278" w:lineRule="auto" w:after="140"/>
-      </w:pPr>
-      <w:r>
-        <w:rPr>
-          <w:rFonts w:ascii="Calibri" w:hAnsi="Calibri"/>
-          <w:sz w:val="22"/>
-        </w:rPr>
-        <w:t>Las variantes no validadas pueden ser funcionalidades innecesarias; la cola genera espera; el error causa defectos y retrabajo. Se puede validar antes la necesidad, acordar disponibilidad para revisar y comprobar fuentes temprano. Reducir una cola no exige eliminar validación. Observá tiempo total hasta una respuesta validada y correcciones posteriores: acelerar programación a costa de más errores puede empeorar el conjunto.</w:t>
-      </w:r>
-    </w:p>
-    <w:p>
-      <w:pPr>
-        <w:pStyle w:val="Heading2"/>
-        <w:keepNext/>
-      </w:pPr>
-      <w:r>
-        <w:rPr>
-          <w:rFonts w:ascii="Calibri" w:hAnsi="Calibri"/>
-          <w:b/>
-          <w:color w:val="000000"/>
-          <w:sz w:val="26"/>
-        </w:rPr>
-        <w:t>Actividad 5</w:t>
-      </w:r>
-    </w:p>
-    <w:p>
-      <w:pPr>
-        <w:spacing w:line="278" w:lineRule="auto" w:after="140"/>
-      </w:pPr>
-      <w:r>
-        <w:rPr>
-          <w:rFonts w:ascii="Calibri" w:hAnsi="Calibri"/>
-          <w:sz w:val="22"/>
-        </w:rPr>
-        <w:t>Scrum puede organizar desarrollo; Kanban, soporte; XP aporta prácticas de ingeniería y Lean ayuda a examinar desperdicios. Se admiten otras elecciones fundamentadas. Añadir WIP a Scrum conserva responsabilidades, eventos, artefactos y compromisos. Eliminar partes cambia esa afirmación; Scrumban requiere describir qué reglas se usan realmente. Crystal considera tamaño y criticidad; FDD enfatiza funcionalidades y dominio; DSDM fija tiempo y costo y negocia alcance. También importan capacidades, cultura y problema concreto.</w:t>
-      </w:r>
-    </w:p>
-    <w:p>
-      <w:pPr>
-        <w:spacing w:line="278" w:lineRule="auto" w:after="140"/>
-      </w:pPr>
-      <w:r>
-        <w:rPr>
-          <w:rFonts w:ascii="Calibri" w:hAnsi="Calibri"/>
-          <w:b/>
-          <w:color w:val="12655D"/>
-          <w:sz w:val="22"/>
-        </w:rPr>
-        <w:t>Antes de avanzar.</w:t>
-      </w:r>
-      <w:r>
-        <w:rPr>
-          <w:rFonts w:ascii="Calibri" w:hAnsi="Calibri"/>
-          <w:sz w:val="22"/>
-        </w:rPr>
-        <w:t xml:space="preserve"> Revisá si cada término está ubicado en su enfoque y si podés explicar sus mecanismos. Un tablero por sí solo no acredita la adopción de un método.</w:t>
-      </w:r>
     </w:p>
     <w:sectPr>
       <w:footerReference w:type="default" r:id="rId9"/>
@@ -1465,71 +1821,6 @@
   </w:num>
   <w:num w:numId="9">
     <w:abstractNumId w:val="0"/>
-  </w:num>
-  <w:abstractNum w:abstractNumId="9">
-    <w:lvl w:ilvl="0">
-      <w:start w:val="1"/>
-      <w:numFmt w:val="decimal"/>
-      <w:lvlText w:val="%1."/>
-      <w:pPr>
-        <w:ind w:left="380" w:hanging="220"/>
-      </w:pPr>
-    </w:lvl>
-  </w:abstractNum>
-  <w:num w:numId="10">
-    <w:abstractNumId w:val="9"/>
-  </w:num>
-  <w:abstractNum w:abstractNumId="10">
-    <w:lvl w:ilvl="0">
-      <w:start w:val="1"/>
-      <w:numFmt w:val="decimal"/>
-      <w:lvlText w:val="%1."/>
-      <w:pPr>
-        <w:ind w:left="380" w:hanging="220"/>
-      </w:pPr>
-    </w:lvl>
-  </w:abstractNum>
-  <w:num w:numId="11">
-    <w:abstractNumId w:val="10"/>
-  </w:num>
-  <w:abstractNum w:abstractNumId="11">
-    <w:lvl w:ilvl="0">
-      <w:start w:val="1"/>
-      <w:numFmt w:val="decimal"/>
-      <w:lvlText w:val="%1."/>
-      <w:pPr>
-        <w:ind w:left="380" w:hanging="220"/>
-      </w:pPr>
-    </w:lvl>
-  </w:abstractNum>
-  <w:num w:numId="12">
-    <w:abstractNumId w:val="11"/>
-  </w:num>
-  <w:abstractNum w:abstractNumId="12">
-    <w:lvl w:ilvl="0">
-      <w:start w:val="1"/>
-      <w:numFmt w:val="decimal"/>
-      <w:lvlText w:val="%1."/>
-      <w:pPr>
-        <w:ind w:left="380" w:hanging="220"/>
-      </w:pPr>
-    </w:lvl>
-  </w:abstractNum>
-  <w:num w:numId="13">
-    <w:abstractNumId w:val="12"/>
-  </w:num>
-  <w:abstractNum w:abstractNumId="13">
-    <w:lvl w:ilvl="0">
-      <w:start w:val="1"/>
-      <w:numFmt w:val="decimal"/>
-      <w:lvlText w:val="%1."/>
-      <w:pPr>
-        <w:ind w:left="380" w:hanging="220"/>
-      </w:pPr>
-    </w:lvl>
-  </w:abstractNum>
-  <w:num w:numId="14">
-    <w:abstractNumId w:val="13"/>
   </w:num>
 </w:numbering>
 </file>
@@ -1766,8 +2057,8 @@
       <w:rFonts w:ascii="Calibri" w:hAnsi="Calibri"/>
       <w:b/>
       <w:bCs/>
-      <w:color w:val="000000"/>
-      <w:sz w:val="32"/>
+      <w:color w:val="12655D"/>
+      <w:sz w:val="34"/>
       <w:szCs w:val="28"/>
     </w:rPr>
   </w:style>
@@ -1790,7 +2081,7 @@
       <w:rFonts w:ascii="Calibri" w:hAnsi="Calibri"/>
       <w:b/>
       <w:bCs/>
-      <w:color w:val="000000"/>
+      <w:color w:val="12655D"/>
       <w:sz w:val="26"/>
       <w:szCs w:val="26"/>
     </w:rPr>
@@ -1814,7 +2105,7 @@
       <w:rFonts w:ascii="Calibri" w:hAnsi="Calibri"/>
       <w:b/>
       <w:bCs/>
-      <w:color w:val="000000"/>
+      <w:color w:val="5D3E83"/>
       <w:sz w:val="22"/>
     </w:rPr>
   </w:style>
@@ -2056,7 +2347,7 @@
       <w:color w:val="000000"/>
       <w:spacing w:val="5"/>
       <w:kern w:val="28"/>
-      <w:sz w:val="52"/>
+      <w:sz w:val="58"/>
       <w:szCs w:val="52"/>
     </w:rPr>
   </w:style>
@@ -2095,7 +2386,7 @@
       <w:b w:val="0"/>
       <w:i/>
       <w:iCs/>
-      <w:color w:val="000000"/>
+      <w:color w:val="536173"/>
       <w:spacing w:val="15"/>
       <w:sz w:val="26"/>
       <w:szCs w:val="24"/>
